--- a/Sandra_Hernandez_Nolasco_CV_EN.docx
+++ b/Sandra_Hernandez_Nolasco_CV_EN.docx
@@ -1,24 +1,16 @@
 
 <file path=word/document.xml><?xml version="1.0" encoding="utf-8"?>
-<w:document xmlns:wpc="http://schemas.microsoft.com/office/word/2010/wordprocessingCanvas" xmlns:cx="http://schemas.microsoft.com/office/drawing/2014/chartex" xmlns:cx1="http://schemas.microsoft.com/office/drawing/2015/9/8/chartex" xmlns:cx2="http://schemas.microsoft.com/office/drawing/2015/10/21/chartex" xmlns:cx3="http://schemas.microsoft.com/office/drawing/2016/5/9/chartex" xmlns:cx4="http://schemas.microsoft.com/office/drawing/2016/5/10/chartex" xmlns:cx5="http://schemas.microsoft.com/office/drawing/2016/5/11/chartex" xmlns:cx6="http://schemas.microsoft.com/office/drawing/2016/5/12/chartex" xmlns:cx7="http://schemas.microsoft.com/office/drawing/2016/5/13/chartex" xmlns:cx8="http://schemas.microsoft.com/office/drawing/2016/5/14/chartex" xmlns:mc="http://schemas.openxmlformats.org/markup-compatibility/2006" xmlns:aink="http://schemas.microsoft.com/office/drawing/2016/ink" xmlns:am3d="http://schemas.microsoft.com/office/drawing/2017/model3d" xmlns:o="urn:schemas-microsoft-com:office:office" xmlns:oel="http://schemas.microsoft.com/office/2019/extlst" xmlns:r="http://schemas.openxmlformats.org/officeDocument/2006/relationships" xmlns:m="http://schemas.openxmlformats.org/officeDocument/2006/math" xmlns:v="urn:schemas-microsoft-com:vml" xmlns:wp14="http://schemas.microsoft.com/office/word/2010/wordprocessingDrawing" xmlns:wp="http://schemas.openxmlformats.org/drawingml/2006/wordprocessingDrawing" xmlns:w10="urn:schemas-microsoft-com:office:word" xmlns:w="http://schemas.openxmlformats.org/wordprocessingml/2006/main" xmlns:w14="http://schemas.microsoft.com/office/word/2010/wordml" xmlns:w15="http://schemas.microsoft.com/office/word/2012/wordml" xmlns:w16cex="http://schemas.microsoft.com/office/word/2018/wordml/cex" xmlns:w16cid="http://schemas.microsoft.com/office/word/2016/wordml/cid" xmlns:w16="http://schemas.microsoft.com/office/word/2018/wordml" xmlns:w16du="http://schemas.microsoft.com/office/word/2023/wordml/word16du" xmlns:w16sdtdh="http://schemas.microsoft.com/office/word/2020/wordml/sdtdatahash" xmlns:w16sdtfl="http://schemas.microsoft.com/office/word/2024/wordml/sdtformatlock" xmlns:w16se="http://schemas.microsoft.com/office/word/2015/wordml/symex" xmlns:wpg="http://schemas.microsoft.com/office/word/2010/wordprocessingGroup" xmlns:wpi="http://schemas.microsoft.com/office/word/2010/wordprocessingInk" xmlns:wne="http://schemas.microsoft.com/office/word/2006/wordml" xmlns:wps="http://schemas.microsoft.com/office/word/2010/wordprocessingShape" mc:Ignorable="w14 w15 w16se w16cid w16 w16cex w16sdtdh w16sdtfl w16du wp14">
+<w:document xmlns:wpc="http://schemas.microsoft.com/office/word/2010/wordprocessingCanvas" xmlns:cx="http://schemas.microsoft.com/office/drawing/2014/chartex" xmlns:cx1="http://schemas.microsoft.com/office/drawing/2015/9/8/chartex" xmlns:cx2="http://schemas.microsoft.com/office/drawing/2015/10/21/chartex" xmlns:cx3="http://schemas.microsoft.com/office/drawing/2016/5/9/chartex" xmlns:cx4="http://schemas.microsoft.com/office/drawing/2016/5/10/chartex" xmlns:cx5="http://schemas.microsoft.com/office/drawing/2016/5/11/chartex" xmlns:cx6="http://schemas.microsoft.com/office/drawing/2016/5/12/chartex" xmlns:cx7="http://schemas.microsoft.com/office/drawing/2016/5/13/chartex" xmlns:cx8="http://schemas.microsoft.com/office/drawing/2016/5/14/chartex" xmlns:mc="http://schemas.openxmlformats.org/markup-compatibility/2006" xmlns:aink="http://schemas.microsoft.com/office/drawing/2016/ink" xmlns:am3d="http://schemas.microsoft.com/office/drawing/2017/model3d" xmlns:o="urn:schemas-microsoft-com:office:office" xmlns:oel="http://schemas.microsoft.com/office/2019/extlst" xmlns:r="http://schemas.openxmlformats.org/officeDocument/2006/relationships" xmlns:m="http://schemas.openxmlformats.org/officeDocument/2006/math" xmlns:v="urn:schemas-microsoft-com:vml" xmlns:wp14="http://schemas.microsoft.com/office/word/2010/wordprocessingDrawing" xmlns:wp="http://schemas.openxmlformats.org/drawingml/2006/wordprocessingDrawing" xmlns:w10="urn:schemas-microsoft-com:office:word" xmlns:w="http://schemas.openxmlformats.org/wordprocessingml/2006/main" xmlns:w14="http://schemas.microsoft.com/office/word/2010/wordml" xmlns:w15="http://schemas.microsoft.com/office/word/2012/wordml" xmlns:w16cei="http://schemas.microsoft.com/office/word/2026/wordml/cei" xmlns:w16cex="http://schemas.microsoft.com/office/word/2018/wordml/cex" xmlns:w16cid="http://schemas.microsoft.com/office/word/2016/wordml/cid" xmlns:w16="http://schemas.microsoft.com/office/word/2018/wordml" xmlns:w16du="http://schemas.microsoft.com/office/word/2023/wordml/word16du" xmlns:w16sdtdh="http://schemas.microsoft.com/office/word/2020/wordml/sdtdatahash" xmlns:w16sdtfl="http://schemas.microsoft.com/office/word/2024/wordml/sdtformatlock" xmlns:w16se="http://schemas.microsoft.com/office/word/2015/wordml/symex" xmlns:wpg="http://schemas.microsoft.com/office/word/2010/wordprocessingGroup" xmlns:wpi="http://schemas.microsoft.com/office/word/2010/wordprocessingInk" xmlns:wne="http://schemas.microsoft.com/office/word/2006/wordml" xmlns:wps="http://schemas.microsoft.com/office/word/2010/wordprocessingShape" mc:Ignorable="w14 w15 w16se w16cid w16 w16cex w16sdtdh w16sdtfl w16du wp14">
   <w:body>
     <w:p>
-      <w:pPr>
-        <w:spacing w:after="40"/>
-        <w:jc w:val="center"/>
-        <w:rPr>
-          <w:lang w:val="es-MX"/>
-        </w:rPr>
-      </w:pPr>
       <w:r>
         <w:rPr>
           <w:rFonts w:ascii="Calibri" w:eastAsia="Calibri" w:hAnsi="Calibri" w:cs="Calibri"/>
           <w:b/>
           <w:bCs/>
-          <w:color w:val="1F3864"/>
+          <w:color w:val="1F2A44"/>
           <w:sz w:val="34"/>
           <w:szCs w:val="34"/>
-          <w:lang w:val="es-MX"/>
         </w:rPr>
         <w:t>SANDRA HERNÁNDEZ NOLASCO</w:t>
       </w:r>
@@ -26,31 +18,40 @@
     <w:p>
       <w:pPr>
         <w:spacing w:after="100"/>
-        <w:jc w:val="center"/>
-        <w:rPr>
-          <w:lang w:val="es-MX"/>
-        </w:rPr>
-      </w:pPr>
-      <w:r>
-        <w:rPr>
-          <w:rFonts w:ascii="Calibri" w:eastAsia="Calibri" w:hAnsi="Calibri" w:cs="Calibri"/>
-          <w:i/>
-          <w:iCs/>
+      </w:pPr>
+      <w:r>
+        <w:rPr>
+          <w:rFonts w:ascii="Calibri" w:eastAsia="Calibri" w:hAnsi="Calibri" w:cs="Calibri"/>
+          <w:b/>
+          <w:bCs/>
+          <w:color w:val="555555"/>
+          <w:sz w:val="24"/>
+          <w:szCs w:val="24"/>
+        </w:rPr>
+        <w:t>Growth Systems Strategist</w:t>
+      </w:r>
+      <w:r>
+        <w:rPr>
+          <w:rFonts w:ascii="Calibri" w:eastAsia="Calibri" w:hAnsi="Calibri" w:cs="Calibri"/>
+          <w:color w:val="555555"/>
+          <w:sz w:val="24"/>
+          <w:szCs w:val="24"/>
+        </w:rPr>
+        <w:t xml:space="preserve"> </w:t>
+      </w:r>
+      <w:r>
+        <w:rPr>
+          <w:rFonts w:ascii="Calibri" w:eastAsia="Calibri" w:hAnsi="Calibri" w:cs="Calibri"/>
           <w:color w:val="555555"/>
           <w:sz w:val="23"/>
           <w:szCs w:val="23"/>
-          <w:lang w:val="es-MX"/>
-        </w:rPr>
-        <w:t>Marketing Automation &amp; Digital Transformation Strategist</w:t>
-      </w:r>
-    </w:p>
-    <w:p>
-      <w:pPr>
-        <w:spacing w:after="40"/>
-        <w:jc w:val="center"/>
-        <w:rPr>
-          <w:lang w:val="es-MX"/>
-        </w:rPr>
+        </w:rPr>
+        <w:t>| Growth Marketing, Automation &amp; AI-Driven Storytelling</w:t>
+      </w:r>
+    </w:p>
+    <w:p>
+      <w:pPr>
+        <w:spacing w:after="160"/>
       </w:pPr>
       <w:r>
         <w:rPr>
@@ -58,16 +59,10 @@
           <w:color w:val="555555"/>
           <w:sz w:val="18"/>
           <w:szCs w:val="18"/>
-          <w:lang w:val="es-MX"/>
-        </w:rPr>
-        <w:t>Santa Cruz de la Sierra, Bolivia  |  +591 716 36326  |  sandy.nolasco@hotmail.com</w:t>
-      </w:r>
-    </w:p>
-    <w:p>
-      <w:pPr>
-        <w:spacing w:after="40"/>
-        <w:jc w:val="center"/>
-      </w:pPr>
+        </w:rPr>
+        <w:t xml:space="preserve">Mexican, based in SCZ, </w:t>
+      </w:r>
+      <w:proofErr w:type="gramStart"/>
       <w:r>
         <w:rPr>
           <w:rFonts w:ascii="Calibri" w:eastAsia="Calibri" w:hAnsi="Calibri" w:cs="Calibri"/>
@@ -75,30 +70,83 @@
           <w:sz w:val="18"/>
           <w:szCs w:val="18"/>
         </w:rPr>
-        <w:t>linkedin.com/in/sandynolasco  |  github.com/Sandynolasco</w:t>
-      </w:r>
-    </w:p>
-    <w:p>
-      <w:pPr>
-        <w:spacing w:after="160"/>
-        <w:jc w:val="center"/>
-      </w:pPr>
-      <w:r>
-        <w:rPr>
-          <w:rFonts w:ascii="Calibri" w:eastAsia="Calibri" w:hAnsi="Calibri" w:cs="Calibri"/>
-          <w:i/>
-          <w:iCs/>
-          <w:color w:val="555555"/>
-          <w:sz w:val="17"/>
-          <w:szCs w:val="17"/>
-        </w:rPr>
-        <w:t>Open to relocation to Canada — NAFTA/CUSMA-exempt work authorization</w:t>
+        <w:t>Bo  |</w:t>
+      </w:r>
+      <w:proofErr w:type="gramEnd"/>
+      <w:r>
+        <w:rPr>
+          <w:rFonts w:ascii="Calibri" w:eastAsia="Calibri" w:hAnsi="Calibri" w:cs="Calibri"/>
+          <w:color w:val="555555"/>
+          <w:sz w:val="18"/>
+          <w:szCs w:val="18"/>
+        </w:rPr>
+        <w:t xml:space="preserve">  +591 </w:t>
+      </w:r>
+      <w:proofErr w:type="gramStart"/>
+      <w:r>
+        <w:rPr>
+          <w:rFonts w:ascii="Calibri" w:eastAsia="Calibri" w:hAnsi="Calibri" w:cs="Calibri"/>
+          <w:color w:val="555555"/>
+          <w:sz w:val="18"/>
+          <w:szCs w:val="18"/>
+        </w:rPr>
+        <w:t>77643717  |</w:t>
+      </w:r>
+      <w:proofErr w:type="gramEnd"/>
+      <w:r>
+        <w:rPr>
+          <w:rFonts w:ascii="Calibri" w:eastAsia="Calibri" w:hAnsi="Calibri" w:cs="Calibri"/>
+          <w:color w:val="555555"/>
+          <w:sz w:val="18"/>
+          <w:szCs w:val="18"/>
+        </w:rPr>
+        <w:t xml:space="preserve">  </w:t>
+      </w:r>
+      <w:proofErr w:type="gramStart"/>
+      <w:r>
+        <w:rPr>
+          <w:rFonts w:ascii="Calibri" w:eastAsia="Calibri" w:hAnsi="Calibri" w:cs="Calibri"/>
+          <w:color w:val="555555"/>
+          <w:sz w:val="18"/>
+          <w:szCs w:val="18"/>
+        </w:rPr>
+        <w:t>sandy.nolasco@hotmail.com  |</w:t>
+      </w:r>
+      <w:proofErr w:type="gramEnd"/>
+      <w:r>
+        <w:rPr>
+          <w:rFonts w:ascii="Calibri" w:eastAsia="Calibri" w:hAnsi="Calibri" w:cs="Calibri"/>
+          <w:color w:val="555555"/>
+          <w:sz w:val="18"/>
+          <w:szCs w:val="18"/>
+        </w:rPr>
+        <w:t xml:space="preserve">  linkedin.com/in/</w:t>
+      </w:r>
+      <w:proofErr w:type="gramStart"/>
+      <w:r>
+        <w:rPr>
+          <w:rFonts w:ascii="Calibri" w:eastAsia="Calibri" w:hAnsi="Calibri" w:cs="Calibri"/>
+          <w:color w:val="555555"/>
+          <w:sz w:val="18"/>
+          <w:szCs w:val="18"/>
+        </w:rPr>
+        <w:t>sandynolasco  |</w:t>
+      </w:r>
+      <w:proofErr w:type="gramEnd"/>
+      <w:r>
+        <w:rPr>
+          <w:rFonts w:ascii="Calibri" w:eastAsia="Calibri" w:hAnsi="Calibri" w:cs="Calibri"/>
+          <w:color w:val="555555"/>
+          <w:sz w:val="18"/>
+          <w:szCs w:val="18"/>
+        </w:rPr>
+        <w:t xml:space="preserve">  github.com/Sandynolasco</w:t>
       </w:r>
     </w:p>
     <w:p>
       <w:pPr>
         <w:pBdr>
-          <w:bottom w:val="single" w:sz="6" w:space="1" w:color="AAAAAA"/>
+          <w:bottom w:val="single" w:sz="6" w:space="1" w:color="CCCCCC"/>
         </w:pBdr>
         <w:spacing w:after="160"/>
       </w:pPr>
@@ -106,7 +154,7 @@
     <w:p>
       <w:pPr>
         <w:pBdr>
-          <w:bottom w:val="single" w:sz="6" w:space="2" w:color="1F3864"/>
+          <w:bottom w:val="single" w:sz="6" w:space="2" w:color="1F2A44"/>
         </w:pBdr>
         <w:spacing w:before="260" w:after="100"/>
       </w:pPr>
@@ -115,7 +163,7 @@
           <w:rFonts w:ascii="Calibri" w:eastAsia="Calibri" w:hAnsi="Calibri" w:cs="Calibri"/>
           <w:b/>
           <w:bCs/>
-          <w:color w:val="1F3864"/>
+          <w:color w:val="1F2A44"/>
           <w:sz w:val="21"/>
           <w:szCs w:val="21"/>
         </w:rPr>
@@ -124,19 +172,21 @@
     </w:p>
     <w:p>
       <w:pPr>
-        <w:spacing w:after="120"/>
-      </w:pPr>
-      <w:r>
-        <w:rPr>
-          <w:rFonts w:ascii="Calibri" w:eastAsia="Calibri" w:hAnsi="Calibri" w:cs="Calibri"/>
-        </w:rPr>
-        <w:t>Marketing automation and digital transformation specialist with 15+ years of experience in technology, including the last 4 years focused on digital growth, funnels, and process automation for clinics and growing businesses. I combine a solid technical background (web development, integrations, BI) with marketing strategy and user experience to design systems that deliver measurable results. Distinctive experience in the gambling industry (slot machines), with applied game theory knowledge to optimize profitability — an uncommon specialization in the market.</w:t>
+        <w:spacing w:after="80"/>
+      </w:pPr>
+      <w:r>
+        <w:rPr>
+          <w:rFonts w:ascii="Calibri" w:eastAsia="Calibri" w:hAnsi="Calibri" w:cs="Calibri"/>
+          <w:sz w:val="21"/>
+          <w:szCs w:val="21"/>
+        </w:rPr>
+        <w:t>Growth Systems Strategist with 15+ years of experience across technology, digital transformation, and business optimization. Over the last four years I have specialized in building measurable growth systems that connect marketing, automation, AI, analytics, and storytelling to help brands scale efficiently. I combine hands-on execution (social, email, content, funnels) with a systems mindset from a background in software development, business intelligence, and performance marketing, allowing me to move fast on creative experiments while keeping an eye on what the data says. I'm a strong writer with a genuine test-and-learn approach: launch, measure, cut what doesn't work, double down on what does.</w:t>
       </w:r>
     </w:p>
     <w:p>
       <w:pPr>
         <w:pBdr>
-          <w:bottom w:val="single" w:sz="6" w:space="2" w:color="1F3864"/>
+          <w:bottom w:val="single" w:sz="6" w:space="2" w:color="1F2A44"/>
         </w:pBdr>
         <w:spacing w:before="260" w:after="100"/>
       </w:pPr>
@@ -145,7 +195,7 @@
           <w:rFonts w:ascii="Calibri" w:eastAsia="Calibri" w:hAnsi="Calibri" w:cs="Calibri"/>
           <w:b/>
           <w:bCs/>
-          <w:color w:val="1F3864"/>
+          <w:color w:val="1F2A44"/>
           <w:sz w:val="21"/>
           <w:szCs w:val="21"/>
         </w:rPr>
@@ -154,103 +204,123 @@
     </w:p>
     <w:p>
       <w:pPr>
-        <w:spacing w:after="60"/>
+        <w:spacing w:after="40"/>
       </w:pPr>
       <w:r>
         <w:rPr>
           <w:rFonts w:ascii="Calibri" w:eastAsia="Calibri" w:hAnsi="Calibri" w:cs="Calibri"/>
           <w:b/>
           <w:bCs/>
-        </w:rPr>
-        <w:t xml:space="preserve">Marketing Automation: </w:t>
-      </w:r>
-      <w:r>
-        <w:rPr>
-          <w:rFonts w:ascii="Calibri" w:eastAsia="Calibri" w:hAnsi="Calibri" w:cs="Calibri"/>
-        </w:rPr>
-        <w:t>n8n, Make (Integromat), Mailchimp, Systeme.io, SendGrid, Google Ads, Facebook Ads, ManyChat</w:t>
-      </w:r>
-    </w:p>
-    <w:p>
-      <w:pPr>
-        <w:spacing w:after="60"/>
+          <w:sz w:val="21"/>
+          <w:szCs w:val="21"/>
+        </w:rPr>
+        <w:t xml:space="preserve">Growth Strategy: </w:t>
+      </w:r>
+      <w:r>
+        <w:rPr>
+          <w:rFonts w:ascii="Calibri" w:eastAsia="Calibri" w:hAnsi="Calibri" w:cs="Calibri"/>
+          <w:sz w:val="21"/>
+          <w:szCs w:val="21"/>
+        </w:rPr>
+        <w:t>Growth systems design, customer journey mapping, funnel optimization, creative experimentation, influencer &amp; partnership development</w:t>
+      </w:r>
+    </w:p>
+    <w:p>
+      <w:pPr>
+        <w:spacing w:after="40"/>
       </w:pPr>
       <w:r>
         <w:rPr>
           <w:rFonts w:ascii="Calibri" w:eastAsia="Calibri" w:hAnsi="Calibri" w:cs="Calibri"/>
           <w:b/>
           <w:bCs/>
-        </w:rPr>
-        <w:t xml:space="preserve">Web &amp; Development: </w:t>
-      </w:r>
-      <w:r>
-        <w:rPr>
-          <w:rFonts w:ascii="Calibri" w:eastAsia="Calibri" w:hAnsi="Calibri" w:cs="Calibri"/>
-        </w:rPr>
-        <w:t>HTML, CSS, JavaScript, PHP, WordPress, Elementor</w:t>
-      </w:r>
-    </w:p>
-    <w:p>
-      <w:pPr>
-        <w:spacing w:after="60"/>
+          <w:sz w:val="21"/>
+          <w:szCs w:val="21"/>
+        </w:rPr>
+        <w:t xml:space="preserve">Marketing &amp; Acquisition: </w:t>
+      </w:r>
+      <w:r>
+        <w:rPr>
+          <w:rFonts w:ascii="Calibri" w:eastAsia="Calibri" w:hAnsi="Calibri" w:cs="Calibri"/>
+          <w:sz w:val="21"/>
+          <w:szCs w:val="21"/>
+        </w:rPr>
+        <w:t>Email marketing, social growth, Google Ads, Facebook Ads, CRO, SEO, AI search optimization, copywriting &amp; storytelling</w:t>
+      </w:r>
+    </w:p>
+    <w:p>
+      <w:pPr>
+        <w:spacing w:after="40"/>
       </w:pPr>
       <w:r>
         <w:rPr>
           <w:rFonts w:ascii="Calibri" w:eastAsia="Calibri" w:hAnsi="Calibri" w:cs="Calibri"/>
           <w:b/>
           <w:bCs/>
-        </w:rPr>
-        <w:t xml:space="preserve">Data &amp; BI: </w:t>
-      </w:r>
-      <w:r>
-        <w:rPr>
-          <w:rFonts w:ascii="Calibri" w:eastAsia="Calibri" w:hAnsi="Calibri" w:cs="Calibri"/>
-        </w:rPr>
-        <w:t>Power BI, SQL Server, Google Analytics</w:t>
-      </w:r>
-    </w:p>
-    <w:p>
-      <w:pPr>
-        <w:spacing w:after="60"/>
+          <w:sz w:val="21"/>
+          <w:szCs w:val="21"/>
+        </w:rPr>
+        <w:t xml:space="preserve">Automation &amp; AI: </w:t>
+      </w:r>
+      <w:r>
+        <w:rPr>
+          <w:rFonts w:ascii="Calibri" w:eastAsia="Calibri" w:hAnsi="Calibri" w:cs="Calibri"/>
+          <w:sz w:val="21"/>
+          <w:szCs w:val="21"/>
+        </w:rPr>
+        <w:t>n8n, Make, Mailchimp, SendGrid, Systeme.io, AI chatbots, AI-assisted workflow design, prompt engineering</w:t>
+      </w:r>
+    </w:p>
+    <w:p>
+      <w:pPr>
+        <w:spacing w:after="40"/>
       </w:pPr>
       <w:r>
         <w:rPr>
           <w:rFonts w:ascii="Calibri" w:eastAsia="Calibri" w:hAnsi="Calibri" w:cs="Calibri"/>
           <w:b/>
           <w:bCs/>
-        </w:rPr>
-        <w:t xml:space="preserve">Strategy &amp; Management: </w:t>
-      </w:r>
-      <w:r>
-        <w:rPr>
-          <w:rFonts w:ascii="Calibri" w:eastAsia="Calibri" w:hAnsi="Calibri" w:cs="Calibri"/>
-        </w:rPr>
-        <w:t>Funnel design, customer journey mapping, project management (PMI), UX/UI (Figma)</w:t>
-      </w:r>
-    </w:p>
-    <w:p>
-      <w:pPr>
-        <w:spacing w:after="60"/>
+          <w:sz w:val="21"/>
+          <w:szCs w:val="21"/>
+        </w:rPr>
+        <w:t xml:space="preserve">Technology: </w:t>
+      </w:r>
+      <w:r>
+        <w:rPr>
+          <w:rFonts w:ascii="Calibri" w:eastAsia="Calibri" w:hAnsi="Calibri" w:cs="Calibri"/>
+          <w:sz w:val="21"/>
+          <w:szCs w:val="21"/>
+        </w:rPr>
+        <w:t>WordPress, HTML, CSS, JavaScript, PHP</w:t>
+      </w:r>
+    </w:p>
+    <w:p>
+      <w:pPr>
+        <w:spacing w:after="40"/>
       </w:pPr>
       <w:r>
         <w:rPr>
           <w:rFonts w:ascii="Calibri" w:eastAsia="Calibri" w:hAnsi="Calibri" w:cs="Calibri"/>
           <w:b/>
           <w:bCs/>
-        </w:rPr>
-        <w:t xml:space="preserve">Gambling Industry: </w:t>
-      </w:r>
-      <w:r>
-        <w:rPr>
-          <w:rFonts w:ascii="Calibri" w:eastAsia="Calibri" w:hAnsi="Calibri" w:cs="Calibri"/>
-        </w:rPr>
-        <w:t>Applied game theory, slot machine profitability optimization, casino operations</w:t>
+          <w:sz w:val="21"/>
+          <w:szCs w:val="21"/>
+        </w:rPr>
+        <w:t xml:space="preserve">Analytics: </w:t>
+      </w:r>
+      <w:r>
+        <w:rPr>
+          <w:rFonts w:ascii="Calibri" w:eastAsia="Calibri" w:hAnsi="Calibri" w:cs="Calibri"/>
+          <w:sz w:val="21"/>
+          <w:szCs w:val="21"/>
+        </w:rPr>
+        <w:t>GA4, Power BI, SQL Server, data-driven reporting and case-study development</w:t>
       </w:r>
     </w:p>
     <w:p>
       <w:pPr>
         <w:pBdr>
-          <w:bottom w:val="single" w:sz="6" w:space="2" w:color="1F3864"/>
+          <w:bottom w:val="single" w:sz="6" w:space="2" w:color="1F2A44"/>
         </w:pBdr>
         <w:spacing w:before="260" w:after="100"/>
       </w:pPr>
@@ -259,7 +329,7 @@
           <w:rFonts w:ascii="Calibri" w:eastAsia="Calibri" w:hAnsi="Calibri" w:cs="Calibri"/>
           <w:b/>
           <w:bCs/>
-          <w:color w:val="1F3864"/>
+          <w:color w:val="1F2A44"/>
           <w:sz w:val="21"/>
           <w:szCs w:val="21"/>
         </w:rPr>
@@ -273,24 +343,55 @@
         </w:tabs>
         <w:spacing w:before="180" w:after="20"/>
       </w:pPr>
+      <w:proofErr w:type="gramStart"/>
       <w:r>
         <w:rPr>
           <w:rFonts w:ascii="Calibri" w:eastAsia="Calibri" w:hAnsi="Calibri" w:cs="Calibri"/>
           <w:b/>
           <w:bCs/>
-          <w:sz w:val="21"/>
-          <w:szCs w:val="21"/>
-        </w:rPr>
-        <w:t>Digital Marketing &amp; Automation Specialist</w:t>
-      </w:r>
-      <w:r>
-        <w:rPr>
-          <w:rFonts w:ascii="Calibri" w:eastAsia="Calibri" w:hAnsi="Calibri" w:cs="Calibri"/>
-          <w:color w:val="555555"/>
-          <w:sz w:val="21"/>
-          <w:szCs w:val="21"/>
-        </w:rPr>
-        <w:t xml:space="preserve">  |  Independent Consultant </w:t>
+          <w:sz w:val="22"/>
+          <w:szCs w:val="22"/>
+        </w:rPr>
+        <w:t>Founder</w:t>
+      </w:r>
+      <w:r>
+        <w:rPr>
+          <w:rFonts w:ascii="Calibri" w:eastAsia="Calibri" w:hAnsi="Calibri" w:cs="Calibri"/>
+          <w:color w:val="555555"/>
+          <w:sz w:val="22"/>
+          <w:szCs w:val="22"/>
+        </w:rPr>
+        <w:t xml:space="preserve">  |</w:t>
+      </w:r>
+      <w:proofErr w:type="gramEnd"/>
+      <w:r>
+        <w:rPr>
+          <w:rFonts w:ascii="Calibri" w:eastAsia="Calibri" w:hAnsi="Calibri" w:cs="Calibri"/>
+          <w:color w:val="555555"/>
+          <w:sz w:val="22"/>
+          <w:szCs w:val="22"/>
+        </w:rPr>
+        <w:t xml:space="preserve">  Better Way </w:t>
+      </w:r>
+      <w:proofErr w:type="gramStart"/>
+      <w:r>
+        <w:rPr>
+          <w:rFonts w:ascii="Calibri" w:eastAsia="Calibri" w:hAnsi="Calibri" w:cs="Calibri"/>
+          <w:color w:val="555555"/>
+          <w:sz w:val="22"/>
+          <w:szCs w:val="22"/>
+        </w:rPr>
+        <w:t>Studio  |</w:t>
+      </w:r>
+      <w:proofErr w:type="gramEnd"/>
+      <w:r>
+        <w:rPr>
+          <w:rFonts w:ascii="Calibri" w:eastAsia="Calibri" w:hAnsi="Calibri" w:cs="Calibri"/>
+          <w:color w:val="555555"/>
+          <w:sz w:val="22"/>
+          <w:szCs w:val="22"/>
+        </w:rPr>
+        <w:t xml:space="preserve">  SCZ, Bo (Remote — USA, MX, CA clients)</w:t>
       </w:r>
       <w:r>
         <w:rPr>
@@ -300,7 +401,7 @@
           <w:color w:val="555555"/>
         </w:rPr>
         <w:tab/>
-        <w:t>2022 – Present</w:t>
+        <w:t>2024 – Present</w:t>
       </w:r>
     </w:p>
     <w:p>
@@ -315,8 +416,10 @@
       <w:r>
         <w:rPr>
           <w:rFonts w:ascii="Calibri" w:eastAsia="Calibri" w:hAnsi="Calibri" w:cs="Calibri"/>
-        </w:rPr>
-        <w:t>Designed and implemented marketing automations (n8n, Make, Mailchimp, Systeme.io, SendGrid) for lead capture and nurturing.</w:t>
+          <w:sz w:val="21"/>
+          <w:szCs w:val="21"/>
+        </w:rPr>
+        <w:t>Own social and email growth end to end for client brands: creative testing, copywriting, segmentation, and reporting, iterating on what performs.</w:t>
       </w:r>
     </w:p>
     <w:p>
@@ -331,8 +434,10 @@
       <w:r>
         <w:rPr>
           <w:rFonts w:ascii="Calibri" w:eastAsia="Calibri" w:hAnsi="Calibri" w:cs="Calibri"/>
-        </w:rPr>
-        <w:t>Front-end development (HTML, CSS, JavaScript) on WordPress/Elementor for healthcare and rehabilitation sites, optimizing performance and technical SEO.</w:t>
+          <w:sz w:val="21"/>
+          <w:szCs w:val="21"/>
+        </w:rPr>
+        <w:t>Turn client results into case studies and story-driven content that show measurable impact and drive new business.</w:t>
       </w:r>
     </w:p>
     <w:p>
@@ -347,8 +452,10 @@
       <w:r>
         <w:rPr>
           <w:rFonts w:ascii="Calibri" w:eastAsia="Calibri" w:hAnsi="Calibri" w:cs="Calibri"/>
-        </w:rPr>
-        <w:t>Managed Google Ads and Facebook Ads campaigns, and email marketing strategies focused on conversion.</w:t>
+          <w:sz w:val="21"/>
+          <w:szCs w:val="21"/>
+        </w:rPr>
+        <w:t>Manage Google Ads and Facebook Ads campaigns with a conversion-first, test-and-learn approach, tracking CPL, CTR, and ROAS to reallocate budget toward what converts.</w:t>
       </w:r>
     </w:p>
     <w:p>
@@ -363,45 +470,10 @@
       <w:r>
         <w:rPr>
           <w:rFonts w:ascii="Calibri" w:eastAsia="Calibri" w:hAnsi="Calibri" w:cs="Calibri"/>
-        </w:rPr>
-        <w:t>Designed AI-powered chatbots for lead capture, integrated into automation workflows (n8n).</w:t>
-      </w:r>
-    </w:p>
-    <w:p>
-      <w:pPr>
-        <w:tabs>
-          <w:tab w:val="right" w:pos="9350"/>
-        </w:tabs>
-        <w:spacing w:before="180" w:after="20"/>
-      </w:pPr>
-      <w:r>
-        <w:rPr>
-          <w:rFonts w:ascii="Calibri" w:eastAsia="Calibri" w:hAnsi="Calibri" w:cs="Calibri"/>
-          <w:b/>
-          <w:bCs/>
-          <w:sz w:val="21"/>
-          <w:szCs w:val="21"/>
-        </w:rPr>
-        <w:t>Independent Ventures</w:t>
-      </w:r>
-      <w:r>
-        <w:rPr>
-          <w:rFonts w:ascii="Calibri" w:eastAsia="Calibri" w:hAnsi="Calibri" w:cs="Calibri"/>
-          <w:color w:val="555555"/>
-          <w:sz w:val="21"/>
-          <w:szCs w:val="21"/>
-        </w:rPr>
-        <w:t xml:space="preserve">  </w:t>
-      </w:r>
-      <w:r>
-        <w:rPr>
-          <w:rFonts w:ascii="Calibri" w:eastAsia="Calibri" w:hAnsi="Calibri" w:cs="Calibri"/>
-          <w:i/>
-          <w:iCs/>
-          <w:color w:val="555555"/>
-        </w:rPr>
-        <w:tab/>
-        <w:t>2018 – 2023</w:t>
+          <w:sz w:val="21"/>
+          <w:szCs w:val="21"/>
+        </w:rPr>
+        <w:t>Design AI-powered chatbots and n8n automations for lead capture and nurturing, integrated with email platforms (Mailchimp, SendGrid, Systeme.io).</w:t>
       </w:r>
     </w:p>
     <w:p>
@@ -416,8 +488,88 @@
       <w:r>
         <w:rPr>
           <w:rFonts w:ascii="Calibri" w:eastAsia="Calibri" w:hAnsi="Calibri" w:cs="Calibri"/>
-        </w:rPr>
-        <w:t>Founded and operated two businesses in parallel: a condominium management company and a food-truck venture.</w:t>
+          <w:sz w:val="21"/>
+          <w:szCs w:val="21"/>
+        </w:rPr>
+        <w:t>Front-end development (HTML, CSS, JavaScript) on WordPress/Elementor, optimizing site performance and technical SEO.</w:t>
+      </w:r>
+    </w:p>
+    <w:p>
+      <w:pPr>
+        <w:tabs>
+          <w:tab w:val="right" w:pos="9350"/>
+        </w:tabs>
+        <w:spacing w:before="180" w:after="20"/>
+      </w:pPr>
+      <w:r>
+        <w:rPr>
+          <w:rFonts w:ascii="Calibri" w:eastAsia="Calibri" w:hAnsi="Calibri" w:cs="Calibri"/>
+          <w:b/>
+          <w:bCs/>
+          <w:sz w:val="22"/>
+          <w:szCs w:val="22"/>
+        </w:rPr>
+        <w:t xml:space="preserve">Project Manager – </w:t>
+      </w:r>
+      <w:proofErr w:type="gramStart"/>
+      <w:r>
+        <w:rPr>
+          <w:rFonts w:ascii="Calibri" w:eastAsia="Calibri" w:hAnsi="Calibri" w:cs="Calibri"/>
+          <w:b/>
+          <w:bCs/>
+          <w:sz w:val="22"/>
+          <w:szCs w:val="22"/>
+        </w:rPr>
+        <w:t>Programmer</w:t>
+      </w:r>
+      <w:r>
+        <w:rPr>
+          <w:rFonts w:ascii="Calibri" w:eastAsia="Calibri" w:hAnsi="Calibri" w:cs="Calibri"/>
+          <w:color w:val="555555"/>
+          <w:sz w:val="22"/>
+          <w:szCs w:val="22"/>
+        </w:rPr>
+        <w:t xml:space="preserve">  |</w:t>
+      </w:r>
+      <w:proofErr w:type="gramEnd"/>
+      <w:r>
+        <w:rPr>
+          <w:rFonts w:ascii="Calibri" w:eastAsia="Calibri" w:hAnsi="Calibri" w:cs="Calibri"/>
+          <w:color w:val="555555"/>
+          <w:sz w:val="22"/>
+          <w:szCs w:val="22"/>
+        </w:rPr>
+        <w:t xml:space="preserve">  </w:t>
+      </w:r>
+      <w:proofErr w:type="gramStart"/>
+      <w:r>
+        <w:rPr>
+          <w:rFonts w:ascii="Calibri" w:eastAsia="Calibri" w:hAnsi="Calibri" w:cs="Calibri"/>
+          <w:color w:val="555555"/>
+          <w:sz w:val="22"/>
+          <w:szCs w:val="22"/>
+        </w:rPr>
+        <w:t>PERCEPTIE  |</w:t>
+      </w:r>
+      <w:proofErr w:type="gramEnd"/>
+      <w:r>
+        <w:rPr>
+          <w:rFonts w:ascii="Calibri" w:eastAsia="Calibri" w:hAnsi="Calibri" w:cs="Calibri"/>
+          <w:color w:val="555555"/>
+          <w:sz w:val="22"/>
+          <w:szCs w:val="22"/>
+        </w:rPr>
+        <w:t xml:space="preserve">  Bolivia / EU (Remote)</w:t>
+      </w:r>
+      <w:r>
+        <w:rPr>
+          <w:rFonts w:ascii="Calibri" w:eastAsia="Calibri" w:hAnsi="Calibri" w:cs="Calibri"/>
+          <w:i/>
+          <w:iCs/>
+          <w:color w:val="555555"/>
+        </w:rPr>
+        <w:tab/>
+        <w:t>2019 – 2023</w:t>
       </w:r>
     </w:p>
     <w:p>
@@ -432,45 +584,10 @@
       <w:r>
         <w:rPr>
           <w:rFonts w:ascii="Calibri" w:eastAsia="Calibri" w:hAnsi="Calibri" w:cs="Calibri"/>
-        </w:rPr>
-        <w:t>Full ownership of operations, finance, staff, and customer service over 5 years.</w:t>
-      </w:r>
-    </w:p>
-    <w:p>
-      <w:pPr>
-        <w:tabs>
-          <w:tab w:val="right" w:pos="9350"/>
-        </w:tabs>
-        <w:spacing w:before="180" w:after="20"/>
-      </w:pPr>
-      <w:r>
-        <w:rPr>
-          <w:rFonts w:ascii="Calibri" w:eastAsia="Calibri" w:hAnsi="Calibri" w:cs="Calibri"/>
-          <w:b/>
-          <w:bCs/>
-          <w:sz w:val="21"/>
-          <w:szCs w:val="21"/>
-        </w:rPr>
-        <w:t>Project Manager – Programmer</w:t>
-      </w:r>
-      <w:r>
-        <w:rPr>
-          <w:rFonts w:ascii="Calibri" w:eastAsia="Calibri" w:hAnsi="Calibri" w:cs="Calibri"/>
-          <w:color w:val="555555"/>
-          <w:sz w:val="21"/>
-          <w:szCs w:val="21"/>
-        </w:rPr>
-        <w:t xml:space="preserve">  |  PERCEPTIE, Bolivia-EU</w:t>
-      </w:r>
-      <w:r>
-        <w:rPr>
-          <w:rFonts w:ascii="Calibri" w:eastAsia="Calibri" w:hAnsi="Calibri" w:cs="Calibri"/>
-          <w:i/>
-          <w:iCs/>
-          <w:color w:val="555555"/>
-        </w:rPr>
-        <w:tab/>
-        <w:t>2019 – 2022</w:t>
+          <w:sz w:val="21"/>
+          <w:szCs w:val="21"/>
+        </w:rPr>
+        <w:t>Led UX/UI and development projects under Scrum and Design Thinking methodologies (Figma, Adobe XD).</w:t>
       </w:r>
     </w:p>
     <w:p>
@@ -485,8 +602,10 @@
       <w:r>
         <w:rPr>
           <w:rFonts w:ascii="Calibri" w:eastAsia="Calibri" w:hAnsi="Calibri" w:cs="Calibri"/>
-        </w:rPr>
-        <w:t>Led UX/UI and development projects under Scrum and Design Thinking methodologies (Figma, Adobe XD).</w:t>
+          <w:sz w:val="21"/>
+          <w:szCs w:val="21"/>
+        </w:rPr>
+        <w:t>Built Business Intelligence dashboards for HR, Logistics, and Sales (Power BI) that shaped go-to-market and operational decisions.</w:t>
       </w:r>
     </w:p>
     <w:p>
@@ -501,8 +620,88 @@
       <w:r>
         <w:rPr>
           <w:rFonts w:ascii="Calibri" w:eastAsia="Calibri" w:hAnsi="Calibri" w:cs="Calibri"/>
-        </w:rPr>
-        <w:t>Built Business Intelligence dashboards for HR, Logistics, and Sales (Power BI).</w:t>
+          <w:sz w:val="21"/>
+          <w:szCs w:val="21"/>
+        </w:rPr>
+        <w:t>Designed email marketing strategies and launched advertising campaigns alongside product delivery.</w:t>
+      </w:r>
+    </w:p>
+    <w:p>
+      <w:pPr>
+        <w:tabs>
+          <w:tab w:val="right" w:pos="9350"/>
+        </w:tabs>
+        <w:spacing w:before="180" w:after="20"/>
+      </w:pPr>
+      <w:r>
+        <w:rPr>
+          <w:rFonts w:ascii="Calibri" w:eastAsia="Calibri" w:hAnsi="Calibri" w:cs="Calibri"/>
+          <w:b/>
+          <w:bCs/>
+          <w:sz w:val="22"/>
+          <w:szCs w:val="22"/>
+        </w:rPr>
+        <w:t xml:space="preserve">Reengineering </w:t>
+      </w:r>
+      <w:proofErr w:type="gramStart"/>
+      <w:r>
+        <w:rPr>
+          <w:rFonts w:ascii="Calibri" w:eastAsia="Calibri" w:hAnsi="Calibri" w:cs="Calibri"/>
+          <w:b/>
+          <w:bCs/>
+          <w:sz w:val="22"/>
+          <w:szCs w:val="22"/>
+        </w:rPr>
+        <w:t>Consultant</w:t>
+      </w:r>
+      <w:r>
+        <w:rPr>
+          <w:rFonts w:ascii="Calibri" w:eastAsia="Calibri" w:hAnsi="Calibri" w:cs="Calibri"/>
+          <w:color w:val="555555"/>
+          <w:sz w:val="22"/>
+          <w:szCs w:val="22"/>
+        </w:rPr>
+        <w:t xml:space="preserve">  |</w:t>
+      </w:r>
+      <w:proofErr w:type="gramEnd"/>
+      <w:r>
+        <w:rPr>
+          <w:rFonts w:ascii="Calibri" w:eastAsia="Calibri" w:hAnsi="Calibri" w:cs="Calibri"/>
+          <w:color w:val="555555"/>
+          <w:sz w:val="22"/>
+          <w:szCs w:val="22"/>
+        </w:rPr>
+        <w:t xml:space="preserve">  KIEV </w:t>
+      </w:r>
+      <w:proofErr w:type="gramStart"/>
+      <w:r>
+        <w:rPr>
+          <w:rFonts w:ascii="Calibri" w:eastAsia="Calibri" w:hAnsi="Calibri" w:cs="Calibri"/>
+          <w:color w:val="555555"/>
+          <w:sz w:val="22"/>
+          <w:szCs w:val="22"/>
+        </w:rPr>
+        <w:t>SRL  |</w:t>
+      </w:r>
+      <w:proofErr w:type="gramEnd"/>
+      <w:r>
+        <w:rPr>
+          <w:rFonts w:ascii="Calibri" w:eastAsia="Calibri" w:hAnsi="Calibri" w:cs="Calibri"/>
+          <w:color w:val="555555"/>
+          <w:sz w:val="22"/>
+          <w:szCs w:val="22"/>
+        </w:rPr>
+        <w:t xml:space="preserve">  SCZ, Bo</w:t>
+      </w:r>
+      <w:r>
+        <w:rPr>
+          <w:rFonts w:ascii="Calibri" w:eastAsia="Calibri" w:hAnsi="Calibri" w:cs="Calibri"/>
+          <w:i/>
+          <w:iCs/>
+          <w:color w:val="555555"/>
+        </w:rPr>
+        <w:tab/>
+        <w:t>2016 – 2017</w:t>
       </w:r>
     </w:p>
     <w:p>
@@ -517,8 +716,10 @@
       <w:r>
         <w:rPr>
           <w:rFonts w:ascii="Calibri" w:eastAsia="Calibri" w:hAnsi="Calibri" w:cs="Calibri"/>
-        </w:rPr>
-        <w:t>Designed email marketing strategies and launched advertising campaigns.</w:t>
+          <w:sz w:val="21"/>
+          <w:szCs w:val="21"/>
+        </w:rPr>
+        <w:t>Re-engineered the cash collection and reconciliation process for a nationwide ATM network, reducing operating losses.</w:t>
       </w:r>
     </w:p>
     <w:p>
@@ -533,8 +734,10 @@
       <w:r>
         <w:rPr>
           <w:rFonts w:ascii="Calibri" w:eastAsia="Calibri" w:hAnsi="Calibri" w:cs="Calibri"/>
-        </w:rPr>
-        <w:t>Created, tested, documented, and implemented internal software (.NET, SQL).</w:t>
+          <w:sz w:val="21"/>
+          <w:szCs w:val="21"/>
+        </w:rPr>
+        <w:t>Led service design, risk management, and quality assurance planning (SQL Server, WordPress, PMI).</w:t>
       </w:r>
     </w:p>
     <w:p>
@@ -549,19 +752,80 @@
           <w:rFonts w:ascii="Calibri" w:eastAsia="Calibri" w:hAnsi="Calibri" w:cs="Calibri"/>
           <w:b/>
           <w:bCs/>
-          <w:sz w:val="21"/>
-          <w:szCs w:val="21"/>
-        </w:rPr>
-        <w:t>Consultant</w:t>
-      </w:r>
-      <w:r>
-        <w:rPr>
-          <w:rFonts w:ascii="Calibri" w:eastAsia="Calibri" w:hAnsi="Calibri" w:cs="Calibri"/>
-          <w:color w:val="555555"/>
-          <w:sz w:val="21"/>
-          <w:szCs w:val="21"/>
-        </w:rPr>
-        <w:t xml:space="preserve">  |  GetYourBusiness, Canada (remote) – Bolivia</w:t>
+          <w:sz w:val="22"/>
+          <w:szCs w:val="22"/>
+        </w:rPr>
+        <w:t xml:space="preserve">National IT </w:t>
+      </w:r>
+      <w:proofErr w:type="gramStart"/>
+      <w:r>
+        <w:rPr>
+          <w:rFonts w:ascii="Calibri" w:eastAsia="Calibri" w:hAnsi="Calibri" w:cs="Calibri"/>
+          <w:b/>
+          <w:bCs/>
+          <w:sz w:val="22"/>
+          <w:szCs w:val="22"/>
+        </w:rPr>
+        <w:t>Manager</w:t>
+      </w:r>
+      <w:r>
+        <w:rPr>
+          <w:rFonts w:ascii="Calibri" w:eastAsia="Calibri" w:hAnsi="Calibri" w:cs="Calibri"/>
+          <w:color w:val="555555"/>
+          <w:sz w:val="22"/>
+          <w:szCs w:val="22"/>
+        </w:rPr>
+        <w:t xml:space="preserve">  |</w:t>
+      </w:r>
+      <w:proofErr w:type="gramEnd"/>
+      <w:r>
+        <w:rPr>
+          <w:rFonts w:ascii="Calibri" w:eastAsia="Calibri" w:hAnsi="Calibri" w:cs="Calibri"/>
+          <w:color w:val="555555"/>
+          <w:sz w:val="22"/>
+          <w:szCs w:val="22"/>
+        </w:rPr>
+        <w:t xml:space="preserve">  Bahiti – </w:t>
+      </w:r>
+      <w:proofErr w:type="spellStart"/>
+      <w:r>
+        <w:rPr>
+          <w:rFonts w:ascii="Calibri" w:eastAsia="Calibri" w:hAnsi="Calibri" w:cs="Calibri"/>
+          <w:color w:val="555555"/>
+          <w:sz w:val="22"/>
+          <w:szCs w:val="22"/>
+        </w:rPr>
+        <w:t>Lotex</w:t>
+      </w:r>
+      <w:proofErr w:type="spellEnd"/>
+      <w:r>
+        <w:rPr>
+          <w:rFonts w:ascii="Calibri" w:eastAsia="Calibri" w:hAnsi="Calibri" w:cs="Calibri"/>
+          <w:color w:val="555555"/>
+          <w:sz w:val="22"/>
+          <w:szCs w:val="22"/>
+        </w:rPr>
+        <w:t xml:space="preserve"> (Gambling &amp; Slot Machine </w:t>
+      </w:r>
+      <w:proofErr w:type="gramStart"/>
+      <w:r>
+        <w:rPr>
+          <w:rFonts w:ascii="Calibri" w:eastAsia="Calibri" w:hAnsi="Calibri" w:cs="Calibri"/>
+          <w:color w:val="555555"/>
+          <w:sz w:val="22"/>
+          <w:szCs w:val="22"/>
+        </w:rPr>
+        <w:t>Operator)  |</w:t>
+      </w:r>
+      <w:proofErr w:type="gramEnd"/>
+      <w:r>
+        <w:rPr>
+          <w:rFonts w:ascii="Calibri" w:eastAsia="Calibri" w:hAnsi="Calibri" w:cs="Calibri"/>
+          <w:color w:val="555555"/>
+          <w:sz w:val="22"/>
+          <w:szCs w:val="22"/>
+        </w:rPr>
+        <w:t xml:space="preserve">  La Paz, Bolivia (National)</w:t>
       </w:r>
       <w:r>
         <w:rPr>
@@ -571,7 +835,7 @@
           <w:color w:val="555555"/>
         </w:rPr>
         <w:tab/>
-        <w:t>2018</w:t>
+        <w:t>2006 – 2012</w:t>
       </w:r>
     </w:p>
     <w:p>
@@ -586,45 +850,10 @@
       <w:r>
         <w:rPr>
           <w:rFonts w:ascii="Calibri" w:eastAsia="Calibri" w:hAnsi="Calibri" w:cs="Calibri"/>
-        </w:rPr>
-        <w:t>Optimized JD Edwards configuration and implementation.</w:t>
-      </w:r>
-    </w:p>
-    <w:p>
-      <w:pPr>
-        <w:tabs>
-          <w:tab w:val="right" w:pos="9350"/>
-        </w:tabs>
-        <w:spacing w:before="180" w:after="20"/>
-      </w:pPr>
-      <w:r>
-        <w:rPr>
-          <w:rFonts w:ascii="Calibri" w:eastAsia="Calibri" w:hAnsi="Calibri" w:cs="Calibri"/>
-          <w:b/>
-          <w:bCs/>
-          <w:sz w:val="21"/>
-          <w:szCs w:val="21"/>
-        </w:rPr>
-        <w:t>Reengineering Consultant</w:t>
-      </w:r>
-      <w:r>
-        <w:rPr>
-          <w:rFonts w:ascii="Calibri" w:eastAsia="Calibri" w:hAnsi="Calibri" w:cs="Calibri"/>
-          <w:color w:val="555555"/>
-          <w:sz w:val="21"/>
-          <w:szCs w:val="21"/>
-        </w:rPr>
-        <w:t xml:space="preserve">  |  KIEV SRL, Bolivia</w:t>
-      </w:r>
-      <w:r>
-        <w:rPr>
-          <w:rFonts w:ascii="Calibri" w:eastAsia="Calibri" w:hAnsi="Calibri" w:cs="Calibri"/>
-          <w:i/>
-          <w:iCs/>
-          <w:color w:val="555555"/>
-        </w:rPr>
-        <w:tab/>
-        <w:t>2016 – 2017</w:t>
+          <w:sz w:val="21"/>
+          <w:szCs w:val="21"/>
+        </w:rPr>
+        <w:t>Led a nationwide team of 250 people (20 engineers and technicians), owning IT governance, security, and business continuity (ITIL, ISO).</w:t>
       </w:r>
     </w:p>
     <w:p>
@@ -639,8 +868,10 @@
       <w:r>
         <w:rPr>
           <w:rFonts w:ascii="Calibri" w:eastAsia="Calibri" w:hAnsi="Calibri" w:cs="Calibri"/>
-        </w:rPr>
-        <w:t>Re-engineered the cash collection and reconciliation process for a nationwide ATM network, reducing operating losses.</w:t>
+          <w:sz w:val="21"/>
+          <w:szCs w:val="21"/>
+        </w:rPr>
+        <w:t>Applied game theory to optimize slot machine profitability through strategic equipment repositioning and play-behavior analysis, generating $150,000+ USD in additional revenue, an unusual, highly quantifiable growth-optimization result.</w:t>
       </w:r>
     </w:p>
     <w:p>
@@ -655,45 +886,11 @@
       <w:r>
         <w:rPr>
           <w:rFonts w:ascii="Calibri" w:eastAsia="Calibri" w:hAnsi="Calibri" w:cs="Calibri"/>
-        </w:rPr>
-        <w:t>Service design, risk management, and quality assurance planning (SQL Server, WordPress, PMI).</w:t>
-      </w:r>
-    </w:p>
-    <w:p>
-      <w:pPr>
-        <w:tabs>
-          <w:tab w:val="right" w:pos="9350"/>
-        </w:tabs>
-        <w:spacing w:before="180" w:after="20"/>
-      </w:pPr>
-      <w:r>
-        <w:rPr>
-          <w:rFonts w:ascii="Calibri" w:eastAsia="Calibri" w:hAnsi="Calibri" w:cs="Calibri"/>
-          <w:b/>
-          <w:bCs/>
-          <w:sz w:val="21"/>
-          <w:szCs w:val="21"/>
-        </w:rPr>
-        <w:t>Corporate Account Advisor</w:t>
-      </w:r>
-      <w:r>
-        <w:rPr>
-          <w:rFonts w:ascii="Calibri" w:eastAsia="Calibri" w:hAnsi="Calibri" w:cs="Calibri"/>
-          <w:color w:val="555555"/>
-          <w:sz w:val="21"/>
-          <w:szCs w:val="21"/>
-        </w:rPr>
-        <w:t xml:space="preserve">  |  Microsoft / Cognos, Chile – Bolivia</w:t>
-      </w:r>
-      <w:r>
-        <w:rPr>
-          <w:rFonts w:ascii="Calibri" w:eastAsia="Calibri" w:hAnsi="Calibri" w:cs="Calibri"/>
-          <w:i/>
-          <w:iCs/>
-          <w:color w:val="555555"/>
-        </w:rPr>
-        <w:tab/>
-        <w:t>2013 – 2015</w:t>
+          <w:sz w:val="21"/>
+          <w:szCs w:val="21"/>
+        </w:rPr>
+        <w:lastRenderedPageBreak/>
+        <w:t>Accelerated the nationwide opening of 7 gaming halls (1,000+ connected slot machines across Russia, Colombia, and Bolivia) and directed a 300+ camera surveillance program.</w:t>
       </w:r>
     </w:p>
     <w:p>
@@ -708,8 +905,10 @@
       <w:r>
         <w:rPr>
           <w:rFonts w:ascii="Calibri" w:eastAsia="Calibri" w:hAnsi="Calibri" w:cs="Calibri"/>
-        </w:rPr>
-        <w:t>Configured Microsoft CRM Online and JD Edwards; migrated databases to SQL Server for a banking client (Banco Itaú, Chile).</w:t>
+          <w:sz w:val="21"/>
+          <w:szCs w:val="21"/>
+        </w:rPr>
+        <w:t>Cut communications costs from $15,000 to $6,000 USD per month and reduced machine collection losses by 10% ($20,000 USD), while meeting monthly collection targets of $1M–$1.8M USD.</w:t>
       </w:r>
     </w:p>
     <w:p>
@@ -724,19 +923,80 @@
           <w:rFonts w:ascii="Calibri" w:eastAsia="Calibri" w:hAnsi="Calibri" w:cs="Calibri"/>
           <w:b/>
           <w:bCs/>
-          <w:sz w:val="21"/>
-          <w:szCs w:val="21"/>
-        </w:rPr>
-        <w:t>National IT Manager</w:t>
-      </w:r>
-      <w:r>
-        <w:rPr>
-          <w:rFonts w:ascii="Calibri" w:eastAsia="Calibri" w:hAnsi="Calibri" w:cs="Calibri"/>
-          <w:color w:val="555555"/>
-          <w:sz w:val="21"/>
-          <w:szCs w:val="21"/>
-        </w:rPr>
-        <w:t xml:space="preserve">  |  Bahiti – Lotex (Gambling &amp; Slot Machine Operator), Bolivia</w:t>
+          <w:sz w:val="22"/>
+          <w:szCs w:val="22"/>
+        </w:rPr>
+        <w:t xml:space="preserve">Earlier </w:t>
+      </w:r>
+      <w:proofErr w:type="gramStart"/>
+      <w:r>
+        <w:rPr>
+          <w:rFonts w:ascii="Calibri" w:eastAsia="Calibri" w:hAnsi="Calibri" w:cs="Calibri"/>
+          <w:b/>
+          <w:bCs/>
+          <w:sz w:val="22"/>
+          <w:szCs w:val="22"/>
+        </w:rPr>
+        <w:t>Roles</w:t>
+      </w:r>
+      <w:r>
+        <w:rPr>
+          <w:rFonts w:ascii="Calibri" w:eastAsia="Calibri" w:hAnsi="Calibri" w:cs="Calibri"/>
+          <w:color w:val="555555"/>
+          <w:sz w:val="22"/>
+          <w:szCs w:val="22"/>
+        </w:rPr>
+        <w:t xml:space="preserve">  |</w:t>
+      </w:r>
+      <w:proofErr w:type="gramEnd"/>
+      <w:r>
+        <w:rPr>
+          <w:rFonts w:ascii="Calibri" w:eastAsia="Calibri" w:hAnsi="Calibri" w:cs="Calibri"/>
+          <w:color w:val="555555"/>
+          <w:sz w:val="22"/>
+          <w:szCs w:val="22"/>
+        </w:rPr>
+        <w:t xml:space="preserve">  GetYourBusiness, Microsoft/Cognos, Bahiti–</w:t>
+      </w:r>
+      <w:proofErr w:type="spellStart"/>
+      <w:r>
+        <w:rPr>
+          <w:rFonts w:ascii="Calibri" w:eastAsia="Calibri" w:hAnsi="Calibri" w:cs="Calibri"/>
+          <w:color w:val="555555"/>
+          <w:sz w:val="22"/>
+          <w:szCs w:val="22"/>
+        </w:rPr>
+        <w:t>Lotex</w:t>
+      </w:r>
+      <w:proofErr w:type="spellEnd"/>
+      <w:r>
+        <w:rPr>
+          <w:rFonts w:ascii="Calibri" w:eastAsia="Calibri" w:hAnsi="Calibri" w:cs="Calibri"/>
+          <w:color w:val="555555"/>
+          <w:sz w:val="22"/>
+          <w:szCs w:val="22"/>
+        </w:rPr>
+        <w:t xml:space="preserve"> (Service Engineer), and technical consulting in banking, pension funds, and </w:t>
+      </w:r>
+      <w:proofErr w:type="gramStart"/>
+      <w:r>
+        <w:rPr>
+          <w:rFonts w:ascii="Calibri" w:eastAsia="Calibri" w:hAnsi="Calibri" w:cs="Calibri"/>
+          <w:color w:val="555555"/>
+          <w:sz w:val="22"/>
+          <w:szCs w:val="22"/>
+        </w:rPr>
+        <w:t>energy  |</w:t>
+      </w:r>
+      <w:proofErr w:type="gramEnd"/>
+      <w:r>
+        <w:rPr>
+          <w:rFonts w:ascii="Calibri" w:eastAsia="Calibri" w:hAnsi="Calibri" w:cs="Calibri"/>
+          <w:color w:val="555555"/>
+          <w:sz w:val="22"/>
+          <w:szCs w:val="22"/>
+        </w:rPr>
+        <w:t xml:space="preserve">  Bolivia / Chile / Mexico</w:t>
       </w:r>
       <w:r>
         <w:rPr>
@@ -746,7 +1006,7 @@
           <w:color w:val="555555"/>
         </w:rPr>
         <w:tab/>
-        <w:t>2006 – 2012</w:t>
+        <w:t>1995 – 2019</w:t>
       </w:r>
     </w:p>
     <w:p>
@@ -761,9 +1021,47 @@
       <w:r>
         <w:rPr>
           <w:rFonts w:ascii="Calibri" w:eastAsia="Calibri" w:hAnsi="Calibri" w:cs="Calibri"/>
-        </w:rPr>
-        <w:lastRenderedPageBreak/>
-        <w:t>National IT Manager: led a nationwide team of 250 people (20 engineers and technicians), with full responsibility for IT governance, security, and business continuity (ITIL, ISO).</w:t>
+          <w:sz w:val="21"/>
+          <w:szCs w:val="21"/>
+        </w:rPr>
+        <w:t xml:space="preserve">15+ years spanning software development, ERP/CRM implementation, and systems consulting. Configured Microsoft CRM Online and JD Edwards, migrating databases to SQL Server for banking client Banco Itaú (Chile). Additional consulting for BBVA Bancomer, Afore </w:t>
+      </w:r>
+      <w:proofErr w:type="spellStart"/>
+      <w:r>
+        <w:rPr>
+          <w:rFonts w:ascii="Calibri" w:eastAsia="Calibri" w:hAnsi="Calibri" w:cs="Calibri"/>
+          <w:sz w:val="21"/>
+          <w:szCs w:val="21"/>
+        </w:rPr>
+        <w:t>Garante</w:t>
+      </w:r>
+      <w:proofErr w:type="spellEnd"/>
+      <w:r>
+        <w:rPr>
+          <w:rFonts w:ascii="Calibri" w:eastAsia="Calibri" w:hAnsi="Calibri" w:cs="Calibri"/>
+          <w:sz w:val="21"/>
+          <w:szCs w:val="21"/>
+        </w:rPr>
+        <w:t>, and Kinder Morgan. Full detail available upon request.</w:t>
+      </w:r>
+    </w:p>
+    <w:p>
+      <w:pPr>
+        <w:pBdr>
+          <w:bottom w:val="single" w:sz="6" w:space="2" w:color="1F2A44"/>
+        </w:pBdr>
+        <w:spacing w:before="260" w:after="100"/>
+      </w:pPr>
+      <w:r>
+        <w:rPr>
+          <w:rFonts w:ascii="Calibri" w:eastAsia="Calibri" w:hAnsi="Calibri" w:cs="Calibri"/>
+          <w:b/>
+          <w:bCs/>
+          <w:color w:val="1F2A44"/>
+          <w:sz w:val="21"/>
+          <w:szCs w:val="21"/>
+        </w:rPr>
+        <w:t>EDUCATION &amp; CERTIFICATIONS</w:t>
       </w:r>
     </w:p>
     <w:p>
@@ -778,8 +1076,46 @@
       <w:r>
         <w:rPr>
           <w:rFonts w:ascii="Calibri" w:eastAsia="Calibri" w:hAnsi="Calibri" w:cs="Calibri"/>
-        </w:rPr>
-        <w:t>Aligned IT governance with company strategy to maximize revenue collection, capitalize on opportunities, and prevent monetary fraud.</w:t>
+          <w:sz w:val="21"/>
+          <w:szCs w:val="21"/>
+        </w:rPr>
+        <w:t xml:space="preserve">Bachelor's Degree in Computer Science (Lic. </w:t>
+      </w:r>
+      <w:proofErr w:type="spellStart"/>
+      <w:r>
+        <w:rPr>
+          <w:rFonts w:ascii="Calibri" w:eastAsia="Calibri" w:hAnsi="Calibri" w:cs="Calibri"/>
+          <w:sz w:val="21"/>
+          <w:szCs w:val="21"/>
+        </w:rPr>
+        <w:t>en</w:t>
+      </w:r>
+      <w:proofErr w:type="spellEnd"/>
+      <w:r>
+        <w:rPr>
+          <w:rFonts w:ascii="Calibri" w:eastAsia="Calibri" w:hAnsi="Calibri" w:cs="Calibri"/>
+          <w:sz w:val="21"/>
+          <w:szCs w:val="21"/>
+        </w:rPr>
+        <w:t xml:space="preserve"> </w:t>
+      </w:r>
+      <w:proofErr w:type="spellStart"/>
+      <w:r>
+        <w:rPr>
+          <w:rFonts w:ascii="Calibri" w:eastAsia="Calibri" w:hAnsi="Calibri" w:cs="Calibri"/>
+          <w:sz w:val="21"/>
+          <w:szCs w:val="21"/>
+        </w:rPr>
+        <w:t>Informática</w:t>
+      </w:r>
+      <w:proofErr w:type="spellEnd"/>
+      <w:r>
+        <w:rPr>
+          <w:rFonts w:ascii="Calibri" w:eastAsia="Calibri" w:hAnsi="Calibri" w:cs="Calibri"/>
+          <w:sz w:val="21"/>
+          <w:szCs w:val="21"/>
+        </w:rPr>
+        <w:t>), UPIICSA, Instituto Politécnico Nacional, Mexico City (1997)</w:t>
       </w:r>
     </w:p>
     <w:p>
@@ -794,8 +1130,10 @@
       <w:r>
         <w:rPr>
           <w:rFonts w:ascii="Calibri" w:eastAsia="Calibri" w:hAnsi="Calibri" w:cs="Calibri"/>
-        </w:rPr>
-        <w:t>Managed annual operating and investment budgets from $20K to $1M USD against established KPIs, and implemented the corporate ERP (HR, Payroll, Finance, Accounting, Invoicing), including modules for government entities (Tax, Pension Funds, Ministry of Labor).</w:t>
+          <w:sz w:val="21"/>
+          <w:szCs w:val="21"/>
+        </w:rPr>
+        <w:t>Diploma in Pension Fund Administration, ITESM, Mexico City (1998)</w:t>
       </w:r>
     </w:p>
     <w:p>
@@ -807,355 +1145,110 @@
         </w:numPr>
         <w:spacing w:after="60"/>
       </w:pPr>
-      <w:r>
-        <w:rPr>
-          <w:rFonts w:ascii="Calibri" w:eastAsia="Calibri" w:hAnsi="Calibri" w:cs="Calibri"/>
-        </w:rPr>
-        <w:t>Accelerated the nationwide opening of 7 gaming halls: installation and oversight of 1,000 electronic slot machines connected internationally (Russia-Colombia-Bolivia), structured cabling, surveillance cameras, and corporate communication systems.</w:t>
-      </w:r>
-    </w:p>
-    <w:p>
-      <w:pPr>
-        <w:pStyle w:val="ListParagraph"/>
-        <w:numPr>
-          <w:ilvl w:val="0"/>
-          <w:numId w:val="1"/>
-        </w:numPr>
-        <w:spacing w:after="60"/>
-      </w:pPr>
-      <w:r>
-        <w:rPr>
-          <w:rFonts w:ascii="Calibri" w:eastAsia="Calibri" w:hAnsi="Calibri" w:cs="Calibri"/>
-        </w:rPr>
-        <w:t>Directed a nationwide surveillance plan with more than 300 security cameras installed.</w:t>
-      </w:r>
-    </w:p>
-    <w:p>
-      <w:pPr>
-        <w:pStyle w:val="ListParagraph"/>
-        <w:numPr>
-          <w:ilvl w:val="0"/>
-          <w:numId w:val="1"/>
-        </w:numPr>
-        <w:spacing w:after="60"/>
-      </w:pPr>
-      <w:r>
-        <w:rPr>
-          <w:rFonts w:ascii="Calibri" w:eastAsia="Calibri" w:hAnsi="Calibri" w:cs="Calibri"/>
-        </w:rPr>
-        <w:t>Designed the cash collection and reconciliation process (actual vs. theoretical) for the ATM network (Cash Balance) through Service Design.</w:t>
-      </w:r>
-    </w:p>
-    <w:p>
-      <w:pPr>
-        <w:pStyle w:val="ListParagraph"/>
-        <w:numPr>
-          <w:ilvl w:val="0"/>
-          <w:numId w:val="1"/>
-        </w:numPr>
-        <w:spacing w:after="60"/>
-      </w:pPr>
-      <w:r>
-        <w:rPr>
-          <w:rFonts w:ascii="Calibri" w:eastAsia="Calibri" w:hAnsi="Calibri" w:cs="Calibri"/>
-        </w:rPr>
-        <w:t>Oversaw international roulette procurement and technical/commercial proposals aligned with company strategy, negotiating cost variations with clients.</w:t>
-      </w:r>
-    </w:p>
-    <w:p>
-      <w:pPr>
-        <w:pStyle w:val="ListParagraph"/>
-        <w:numPr>
-          <w:ilvl w:val="0"/>
-          <w:numId w:val="1"/>
-        </w:numPr>
-        <w:spacing w:after="60"/>
-      </w:pPr>
-      <w:r>
-        <w:rPr>
-          <w:rFonts w:ascii="Calibri" w:eastAsia="Calibri" w:hAnsi="Calibri" w:cs="Calibri"/>
-        </w:rPr>
-        <w:t>Applied statistical process control (SPC) in an ISO 9001:2008 environment and failure mode analysis (FMEA) to improve MTBF and operational performance.</w:t>
-      </w:r>
-    </w:p>
-    <w:p>
-      <w:pPr>
-        <w:pStyle w:val="ListParagraph"/>
-        <w:numPr>
-          <w:ilvl w:val="0"/>
-          <w:numId w:val="1"/>
-        </w:numPr>
-        <w:spacing w:after="60"/>
-      </w:pPr>
-      <w:r>
-        <w:rPr>
-          <w:rFonts w:ascii="Calibri" w:eastAsia="Calibri" w:hAnsi="Calibri" w:cs="Calibri"/>
-        </w:rPr>
-        <w:t>Researched feasibility, design, operation, and performance of distribution networks, and analyzed trends in margins, inventory, warehouse space, and staffing at local and chain level.</w:t>
-      </w:r>
-    </w:p>
-    <w:p>
-      <w:pPr>
-        <w:pStyle w:val="ListParagraph"/>
-        <w:numPr>
-          <w:ilvl w:val="0"/>
-          <w:numId w:val="1"/>
-        </w:numPr>
-        <w:spacing w:after="60"/>
-      </w:pPr>
-      <w:r>
-        <w:rPr>
-          <w:rFonts w:ascii="Calibri" w:eastAsia="Calibri" w:hAnsi="Calibri" w:cs="Calibri"/>
-        </w:rPr>
-        <w:t>Applied game theory to optimize slot machine profitability — strategic equipment repositioning and play-behavior analysis, generating $150,000+ USD in additional revenue.</w:t>
-      </w:r>
-    </w:p>
-    <w:p>
-      <w:pPr>
-        <w:pStyle w:val="ListParagraph"/>
-        <w:numPr>
-          <w:ilvl w:val="0"/>
-          <w:numId w:val="1"/>
-        </w:numPr>
-        <w:spacing w:after="60"/>
-      </w:pPr>
-      <w:r>
-        <w:rPr>
-          <w:rFonts w:ascii="Calibri" w:eastAsia="Calibri" w:hAnsi="Calibri" w:cs="Calibri"/>
-        </w:rPr>
-        <w:t>Cut communications costs from $15,000 to $6,000 USD per month, reduced the collection-loss rate on machines by 10% ($20,000 USD), and ensured compliance with monetary collection targets of $1M–$1.8M USD.</w:t>
-      </w:r>
-    </w:p>
-    <w:p>
-      <w:pPr>
-        <w:pStyle w:val="ListParagraph"/>
-        <w:numPr>
-          <w:ilvl w:val="0"/>
-          <w:numId w:val="1"/>
-        </w:numPr>
-        <w:spacing w:after="60"/>
-      </w:pPr>
-      <w:r>
-        <w:rPr>
-          <w:rFonts w:ascii="Calibri" w:eastAsia="Calibri" w:hAnsi="Calibri" w:cs="Calibri"/>
-        </w:rPr>
-        <w:t>Trained and coached team members, strengthening internal communication and performance.</w:t>
-      </w:r>
-    </w:p>
-    <w:p>
-      <w:pPr>
-        <w:tabs>
-          <w:tab w:val="right" w:pos="9350"/>
-        </w:tabs>
-        <w:spacing w:before="180" w:after="20"/>
+      <w:proofErr w:type="spellStart"/>
+      <w:r>
+        <w:rPr>
+          <w:rFonts w:ascii="Calibri" w:eastAsia="Calibri" w:hAnsi="Calibri" w:cs="Calibri"/>
+          <w:sz w:val="21"/>
+          <w:szCs w:val="21"/>
+        </w:rPr>
+        <w:t>CertiProf</w:t>
+      </w:r>
+      <w:proofErr w:type="spellEnd"/>
+      <w:r>
+        <w:rPr>
+          <w:rFonts w:ascii="Calibri" w:eastAsia="Calibri" w:hAnsi="Calibri" w:cs="Calibri"/>
+          <w:sz w:val="21"/>
+          <w:szCs w:val="21"/>
+        </w:rPr>
+        <w:t xml:space="preserve"> Scrum Foundation (SFPC), </w:t>
+      </w:r>
+      <w:proofErr w:type="gramStart"/>
+      <w:r>
+        <w:rPr>
+          <w:rFonts w:ascii="Calibri" w:eastAsia="Calibri" w:hAnsi="Calibri" w:cs="Calibri"/>
+          <w:sz w:val="21"/>
+          <w:szCs w:val="21"/>
+        </w:rPr>
+        <w:t>2022  |</w:t>
+      </w:r>
+      <w:proofErr w:type="gramEnd"/>
+      <w:r>
+        <w:rPr>
+          <w:rFonts w:ascii="Calibri" w:eastAsia="Calibri" w:hAnsi="Calibri" w:cs="Calibri"/>
+          <w:sz w:val="21"/>
+          <w:szCs w:val="21"/>
+        </w:rPr>
+        <w:t xml:space="preserve">  </w:t>
+      </w:r>
+      <w:proofErr w:type="spellStart"/>
+      <w:r>
+        <w:rPr>
+          <w:rFonts w:ascii="Calibri" w:eastAsia="Calibri" w:hAnsi="Calibri" w:cs="Calibri"/>
+          <w:sz w:val="21"/>
+          <w:szCs w:val="21"/>
+        </w:rPr>
+        <w:t>Platzi</w:t>
+      </w:r>
+      <w:proofErr w:type="spellEnd"/>
+      <w:r>
+        <w:rPr>
+          <w:rFonts w:ascii="Calibri" w:eastAsia="Calibri" w:hAnsi="Calibri" w:cs="Calibri"/>
+          <w:sz w:val="21"/>
+          <w:szCs w:val="21"/>
+        </w:rPr>
+        <w:t xml:space="preserve"> UI Design, </w:t>
+      </w:r>
+      <w:proofErr w:type="gramStart"/>
+      <w:r>
+        <w:rPr>
+          <w:rFonts w:ascii="Calibri" w:eastAsia="Calibri" w:hAnsi="Calibri" w:cs="Calibri"/>
+          <w:sz w:val="21"/>
+          <w:szCs w:val="21"/>
+        </w:rPr>
+        <w:t>2021  |</w:t>
+      </w:r>
+      <w:proofErr w:type="gramEnd"/>
+      <w:r>
+        <w:rPr>
+          <w:rFonts w:ascii="Calibri" w:eastAsia="Calibri" w:hAnsi="Calibri" w:cs="Calibri"/>
+          <w:sz w:val="21"/>
+          <w:szCs w:val="21"/>
+        </w:rPr>
+        <w:t xml:space="preserve">  PMI Project Management coursework, </w:t>
+      </w:r>
+      <w:proofErr w:type="gramStart"/>
+      <w:r>
+        <w:rPr>
+          <w:rFonts w:ascii="Calibri" w:eastAsia="Calibri" w:hAnsi="Calibri" w:cs="Calibri"/>
+          <w:sz w:val="21"/>
+          <w:szCs w:val="21"/>
+        </w:rPr>
+        <w:t>2020  |</w:t>
+      </w:r>
+      <w:proofErr w:type="gramEnd"/>
+      <w:r>
+        <w:rPr>
+          <w:rFonts w:ascii="Calibri" w:eastAsia="Calibri" w:hAnsi="Calibri" w:cs="Calibri"/>
+          <w:sz w:val="21"/>
+          <w:szCs w:val="21"/>
+        </w:rPr>
+        <w:t xml:space="preserve">  Microsoft 365: Managing Identities and Requirements (70-346), 2016</w:t>
+      </w:r>
+    </w:p>
+    <w:p>
+      <w:pPr>
+        <w:pBdr>
+          <w:bottom w:val="single" w:sz="6" w:space="2" w:color="1F2A44"/>
+        </w:pBdr>
+        <w:spacing w:before="260" w:after="100"/>
       </w:pPr>
       <w:r>
         <w:rPr>
           <w:rFonts w:ascii="Calibri" w:eastAsia="Calibri" w:hAnsi="Calibri" w:cs="Calibri"/>
           <w:b/>
           <w:bCs/>
-          <w:sz w:val="21"/>
-          <w:szCs w:val="21"/>
-        </w:rPr>
-        <w:t>Service Engineer</w:t>
-      </w:r>
-      <w:r>
-        <w:rPr>
-          <w:rFonts w:ascii="Calibri" w:eastAsia="Calibri" w:hAnsi="Calibri" w:cs="Calibri"/>
-          <w:color w:val="555555"/>
-          <w:sz w:val="21"/>
-          <w:szCs w:val="21"/>
-        </w:rPr>
-        <w:t xml:space="preserve">  |  Bahiti – Lotex, Bolivia</w:t>
-      </w:r>
-      <w:r>
-        <w:rPr>
-          <w:rFonts w:ascii="Calibri" w:eastAsia="Calibri" w:hAnsi="Calibri" w:cs="Calibri"/>
-          <w:i/>
-          <w:iCs/>
-          <w:color w:val="555555"/>
-        </w:rPr>
-        <w:tab/>
-        <w:t>2004 – 2006</w:t>
-      </w:r>
-    </w:p>
-    <w:p>
-      <w:pPr>
-        <w:pStyle w:val="ListParagraph"/>
-        <w:numPr>
-          <w:ilvl w:val="0"/>
-          <w:numId w:val="1"/>
-        </w:numPr>
-        <w:spacing w:after="60"/>
-      </w:pPr>
-      <w:r>
-        <w:rPr>
-          <w:rFonts w:ascii="Calibri" w:eastAsia="Calibri" w:hAnsi="Calibri" w:cs="Calibri"/>
-        </w:rPr>
-        <w:t>Role preceding the national manager position, focused on technical support and slot machine numbering systems (.NET, Oracle, Unix, SQL Server, SAS protocol, PMI).</w:t>
-      </w:r>
-    </w:p>
-    <w:p>
-      <w:pPr>
-        <w:spacing w:after="120"/>
-      </w:pPr>
-      <w:r>
-        <w:rPr>
-          <w:rFonts w:ascii="Calibri" w:eastAsia="Calibri" w:hAnsi="Calibri" w:cs="Calibri"/>
-          <w:i/>
-          <w:iCs/>
-          <w:color w:val="555555"/>
-          <w:sz w:val="18"/>
-          <w:szCs w:val="18"/>
-        </w:rPr>
-        <w:t>Additional experience in technical development and consulting (banking, pension funds, energy) 1995–2003: COBOL/CICS/.NET/Oracle programming for financial systems at BBVA Bancomer, Afore Garante, and Kinder Morgan — details available upon request.</w:t>
-      </w:r>
-    </w:p>
-    <w:p>
-      <w:pPr>
-        <w:pBdr>
-          <w:bottom w:val="single" w:sz="6" w:space="2" w:color="1F3864"/>
-        </w:pBdr>
-        <w:spacing w:before="260" w:after="100"/>
-        <w:rPr>
-          <w:lang w:val="es-MX"/>
-        </w:rPr>
-      </w:pPr>
-      <w:r>
-        <w:rPr>
-          <w:rFonts w:ascii="Calibri" w:eastAsia="Calibri" w:hAnsi="Calibri" w:cs="Calibri"/>
-          <w:b/>
-          <w:bCs/>
-          <w:color w:val="1F3864"/>
-          <w:sz w:val="21"/>
-          <w:szCs w:val="21"/>
-          <w:lang w:val="es-MX"/>
-        </w:rPr>
-        <w:t>EDUCATION</w:t>
-      </w:r>
-    </w:p>
-    <w:p>
-      <w:pPr>
-        <w:spacing w:after="120"/>
-        <w:rPr>
-          <w:lang w:val="es-MX"/>
-        </w:rPr>
-      </w:pPr>
-      <w:r>
-        <w:rPr>
-          <w:rFonts w:ascii="Calibri" w:eastAsia="Calibri" w:hAnsi="Calibri" w:cs="Calibri"/>
-          <w:lang w:val="es-MX"/>
-        </w:rPr>
-        <w:t>B.Sc. in Computer Science — UPIICSA, Instituto Politécnico Nacional, Mexico City (1997)</w:t>
-      </w:r>
-    </w:p>
-    <w:p>
-      <w:pPr>
-        <w:spacing w:after="120"/>
-      </w:pPr>
-      <w:r>
-        <w:rPr>
-          <w:rFonts w:ascii="Calibri" w:eastAsia="Calibri" w:hAnsi="Calibri" w:cs="Calibri"/>
-        </w:rPr>
-        <w:t>Diploma in Pension Fund Administration — ITESM, Mexico City (1998)</w:t>
-      </w:r>
-    </w:p>
-    <w:p>
-      <w:pPr>
-        <w:pBdr>
-          <w:bottom w:val="single" w:sz="6" w:space="2" w:color="1F3864"/>
-        </w:pBdr>
-        <w:spacing w:before="260" w:after="100"/>
-      </w:pPr>
-      <w:r>
-        <w:rPr>
-          <w:rFonts w:ascii="Calibri" w:eastAsia="Calibri" w:hAnsi="Calibri" w:cs="Calibri"/>
-          <w:b/>
-          <w:bCs/>
-          <w:color w:val="1F3864"/>
-          <w:sz w:val="21"/>
-          <w:szCs w:val="21"/>
-        </w:rPr>
-        <w:t>CERTIFICATIONS</w:t>
-      </w:r>
-    </w:p>
-    <w:p>
-      <w:pPr>
-        <w:pStyle w:val="ListParagraph"/>
-        <w:numPr>
-          <w:ilvl w:val="0"/>
-          <w:numId w:val="1"/>
-        </w:numPr>
-        <w:spacing w:after="60"/>
-      </w:pPr>
-      <w:r>
-        <w:rPr>
-          <w:rFonts w:ascii="Calibri" w:eastAsia="Calibri" w:hAnsi="Calibri" w:cs="Calibri"/>
-        </w:rPr>
-        <w:t>CertiProf Scrum Foundation (SFPC) — 2022</w:t>
-      </w:r>
-    </w:p>
-    <w:p>
-      <w:pPr>
-        <w:pStyle w:val="ListParagraph"/>
-        <w:numPr>
-          <w:ilvl w:val="0"/>
-          <w:numId w:val="1"/>
-        </w:numPr>
-        <w:spacing w:after="60"/>
-      </w:pPr>
-      <w:r>
-        <w:rPr>
-          <w:rFonts w:ascii="Calibri" w:eastAsia="Calibri" w:hAnsi="Calibri" w:cs="Calibri"/>
-        </w:rPr>
-        <w:t>Platzi — UI Design — 2021</w:t>
-      </w:r>
-    </w:p>
-    <w:p>
-      <w:pPr>
-        <w:pStyle w:val="ListParagraph"/>
-        <w:numPr>
-          <w:ilvl w:val="0"/>
-          <w:numId w:val="1"/>
-        </w:numPr>
-        <w:spacing w:after="60"/>
-      </w:pPr>
-      <w:r>
-        <w:rPr>
-          <w:rFonts w:ascii="Calibri" w:eastAsia="Calibri" w:hAnsi="Calibri" w:cs="Calibri"/>
-        </w:rPr>
-        <w:t>PMI Project Management Professional (PMP) — Coursework completed, exam pending — 2020</w:t>
-      </w:r>
-    </w:p>
-    <w:p>
-      <w:pPr>
-        <w:pStyle w:val="ListParagraph"/>
-        <w:numPr>
-          <w:ilvl w:val="0"/>
-          <w:numId w:val="1"/>
-        </w:numPr>
-        <w:spacing w:after="60"/>
-      </w:pPr>
-      <w:r>
-        <w:rPr>
-          <w:rFonts w:ascii="Calibri" w:eastAsia="Calibri" w:hAnsi="Calibri" w:cs="Calibri"/>
-        </w:rPr>
-        <w:t>Microsoft Office 365: Managing Identities and Requirements (70-346) — 2016</w:t>
-      </w:r>
-    </w:p>
-    <w:p>
-      <w:pPr>
-        <w:pBdr>
-          <w:bottom w:val="single" w:sz="6" w:space="2" w:color="1F3864"/>
-        </w:pBdr>
-        <w:spacing w:before="260" w:after="100"/>
-      </w:pPr>
-      <w:r>
-        <w:rPr>
-          <w:rFonts w:ascii="Calibri" w:eastAsia="Calibri" w:hAnsi="Calibri" w:cs="Calibri"/>
-          <w:b/>
-          <w:bCs/>
-          <w:color w:val="1F3864"/>
+          <w:color w:val="1F2A44"/>
           <w:sz w:val="21"/>
           <w:szCs w:val="21"/>
         </w:rPr>
@@ -1163,19 +1256,36 @@
       </w:r>
     </w:p>
     <w:p>
-      <w:pPr>
-        <w:spacing w:after="120"/>
-      </w:pPr>
-      <w:r>
-        <w:rPr>
-          <w:rFonts w:ascii="Calibri" w:eastAsia="Calibri" w:hAnsi="Calibri" w:cs="Calibri"/>
-        </w:rPr>
-        <w:t>Spanish (native)   |   English (intermediate)</w:t>
+      <w:r>
+        <w:rPr>
+          <w:rFonts w:ascii="Calibri" w:eastAsia="Calibri" w:hAnsi="Calibri" w:cs="Calibri"/>
+          <w:sz w:val="21"/>
+          <w:szCs w:val="21"/>
+        </w:rPr>
+        <w:t>Spanish (</w:t>
+      </w:r>
+      <w:proofErr w:type="gramStart"/>
+      <w:r>
+        <w:rPr>
+          <w:rFonts w:ascii="Calibri" w:eastAsia="Calibri" w:hAnsi="Calibri" w:cs="Calibri"/>
+          <w:sz w:val="21"/>
+          <w:szCs w:val="21"/>
+        </w:rPr>
+        <w:t>native)  |</w:t>
+      </w:r>
+      <w:proofErr w:type="gramEnd"/>
+      <w:r>
+        <w:rPr>
+          <w:rFonts w:ascii="Calibri" w:eastAsia="Calibri" w:hAnsi="Calibri" w:cs="Calibri"/>
+          <w:sz w:val="21"/>
+          <w:szCs w:val="21"/>
+        </w:rPr>
+        <w:t xml:space="preserve">  English (professional working proficiency)</w:t>
       </w:r>
     </w:p>
     <w:sectPr>
       <w:pgSz w:w="12240" w:h="15840"/>
-      <w:pgMar w:top="720" w:right="900" w:bottom="720" w:left="900" w:header="708" w:footer="708" w:gutter="0"/>
+      <w:pgMar w:top="620" w:right="720" w:bottom="620" w:left="720" w:header="708" w:footer="708" w:gutter="0"/>
       <w:cols w:space="720"/>
       <w:docGrid w:linePitch="360"/>
     </w:sectPr>
@@ -1184,12 +1294,12 @@
 </file>
 
 <file path=word/numbering.xml><?xml version="1.0" encoding="utf-8"?>
-<w:numbering xmlns:wpc="http://schemas.microsoft.com/office/word/2010/wordprocessingCanvas" xmlns:cx="http://schemas.microsoft.com/office/drawing/2014/chartex" xmlns:cx1="http://schemas.microsoft.com/office/drawing/2015/9/8/chartex" xmlns:cx2="http://schemas.microsoft.com/office/drawing/2015/10/21/chartex" xmlns:cx3="http://schemas.microsoft.com/office/drawing/2016/5/9/chartex" xmlns:cx4="http://schemas.microsoft.com/office/drawing/2016/5/10/chartex" xmlns:cx5="http://schemas.microsoft.com/office/drawing/2016/5/11/chartex" xmlns:cx6="http://schemas.microsoft.com/office/drawing/2016/5/12/chartex" xmlns:cx7="http://schemas.microsoft.com/office/drawing/2016/5/13/chartex" xmlns:cx8="http://schemas.microsoft.com/office/drawing/2016/5/14/chartex" xmlns:mc="http://schemas.openxmlformats.org/markup-compatibility/2006" xmlns:aink="http://schemas.microsoft.com/office/drawing/2016/ink" xmlns:am3d="http://schemas.microsoft.com/office/drawing/2017/model3d" xmlns:o="urn:schemas-microsoft-com:office:office" xmlns:oel="http://schemas.microsoft.com/office/2019/extlst" xmlns:r="http://schemas.openxmlformats.org/officeDocument/2006/relationships" xmlns:m="http://schemas.openxmlformats.org/officeDocument/2006/math" xmlns:v="urn:schemas-microsoft-com:vml" xmlns:wp14="http://schemas.microsoft.com/office/word/2010/wordprocessingDrawing" xmlns:wp="http://schemas.openxmlformats.org/drawingml/2006/wordprocessingDrawing" xmlns:w10="urn:schemas-microsoft-com:office:word" xmlns:w="http://schemas.openxmlformats.org/wordprocessingml/2006/main" xmlns:w14="http://schemas.microsoft.com/office/word/2010/wordml" xmlns:w15="http://schemas.microsoft.com/office/word/2012/wordml" xmlns:w16cex="http://schemas.microsoft.com/office/word/2018/wordml/cex" xmlns:w16cid="http://schemas.microsoft.com/office/word/2016/wordml/cid" xmlns:w16="http://schemas.microsoft.com/office/word/2018/wordml" xmlns:w16du="http://schemas.microsoft.com/office/word/2023/wordml/word16du" xmlns:w16sdtdh="http://schemas.microsoft.com/office/word/2020/wordml/sdtdatahash" xmlns:w16sdtfl="http://schemas.microsoft.com/office/word/2024/wordml/sdtformatlock" xmlns:w16se="http://schemas.microsoft.com/office/word/2015/wordml/symex" xmlns:wpg="http://schemas.microsoft.com/office/word/2010/wordprocessingGroup" xmlns:wpi="http://schemas.microsoft.com/office/word/2010/wordprocessingInk" xmlns:wne="http://schemas.microsoft.com/office/word/2006/wordml" xmlns:wps="http://schemas.microsoft.com/office/word/2010/wordprocessingShape" mc:Ignorable="w14 w15 w16se w16cid w16 w16cex w16sdtdh w16sdtfl w16du wp14">
+<w:numbering xmlns:wpc="http://schemas.microsoft.com/office/word/2010/wordprocessingCanvas" xmlns:cx="http://schemas.microsoft.com/office/drawing/2014/chartex" xmlns:cx1="http://schemas.microsoft.com/office/drawing/2015/9/8/chartex" xmlns:cx2="http://schemas.microsoft.com/office/drawing/2015/10/21/chartex" xmlns:cx3="http://schemas.microsoft.com/office/drawing/2016/5/9/chartex" xmlns:cx4="http://schemas.microsoft.com/office/drawing/2016/5/10/chartex" xmlns:cx5="http://schemas.microsoft.com/office/drawing/2016/5/11/chartex" xmlns:cx6="http://schemas.microsoft.com/office/drawing/2016/5/12/chartex" xmlns:cx7="http://schemas.microsoft.com/office/drawing/2016/5/13/chartex" xmlns:cx8="http://schemas.microsoft.com/office/drawing/2016/5/14/chartex" xmlns:mc="http://schemas.openxmlformats.org/markup-compatibility/2006" xmlns:aink="http://schemas.microsoft.com/office/drawing/2016/ink" xmlns:am3d="http://schemas.microsoft.com/office/drawing/2017/model3d" xmlns:o="urn:schemas-microsoft-com:office:office" xmlns:oel="http://schemas.microsoft.com/office/2019/extlst" xmlns:r="http://schemas.openxmlformats.org/officeDocument/2006/relationships" xmlns:m="http://schemas.openxmlformats.org/officeDocument/2006/math" xmlns:v="urn:schemas-microsoft-com:vml" xmlns:wp14="http://schemas.microsoft.com/office/word/2010/wordprocessingDrawing" xmlns:wp="http://schemas.openxmlformats.org/drawingml/2006/wordprocessingDrawing" xmlns:w10="urn:schemas-microsoft-com:office:word" xmlns:w="http://schemas.openxmlformats.org/wordprocessingml/2006/main" xmlns:w14="http://schemas.microsoft.com/office/word/2010/wordml" xmlns:w15="http://schemas.microsoft.com/office/word/2012/wordml" xmlns:w16cei="http://schemas.microsoft.com/office/word/2026/wordml/cei" xmlns:w16cex="http://schemas.microsoft.com/office/word/2018/wordml/cex" xmlns:w16cid="http://schemas.microsoft.com/office/word/2016/wordml/cid" xmlns:w16="http://schemas.microsoft.com/office/word/2018/wordml" xmlns:w16du="http://schemas.microsoft.com/office/word/2023/wordml/word16du" xmlns:w16sdtdh="http://schemas.microsoft.com/office/word/2020/wordml/sdtdatahash" xmlns:w16sdtfl="http://schemas.microsoft.com/office/word/2024/wordml/sdtformatlock" xmlns:w16se="http://schemas.microsoft.com/office/word/2015/wordml/symex" xmlns:wpg="http://schemas.microsoft.com/office/word/2010/wordprocessingGroup" xmlns:wpi="http://schemas.microsoft.com/office/word/2010/wordprocessingInk" xmlns:wne="http://schemas.microsoft.com/office/word/2006/wordml" xmlns:wps="http://schemas.microsoft.com/office/word/2010/wordprocessingShape" mc:Ignorable="w14 w15 w16se w16cid w16 w16cex w16sdtdh w16sdtfl w16du wp14">
   <w:abstractNum w:abstractNumId="0" w15:restartNumberingAfterBreak="0">
-    <w:nsid w:val="3C2630F9"/>
+    <w:nsid w:val="24186AB1"/>
     <w:multiLevelType w:val="hybridMultilevel"/>
-    <w:tmpl w:val="F54287D2"/>
-    <w:lvl w:ilvl="0" w:tplc="1C1E0864">
+    <w:tmpl w:val="AC70CB6C"/>
+    <w:lvl w:ilvl="0" w:tplc="7BA25456">
       <w:start w:val="1"/>
       <w:numFmt w:val="bullet"/>
       <w:lvlText w:val="●"/>
@@ -1198,7 +1308,7 @@
         <w:ind w:left="720" w:hanging="360"/>
       </w:pPr>
     </w:lvl>
-    <w:lvl w:ilvl="1" w:tplc="201AD99A">
+    <w:lvl w:ilvl="1" w:tplc="BE8A293E">
       <w:start w:val="1"/>
       <w:numFmt w:val="bullet"/>
       <w:lvlText w:val="○"/>
@@ -1207,7 +1317,7 @@
         <w:ind w:left="1440" w:hanging="360"/>
       </w:pPr>
     </w:lvl>
-    <w:lvl w:ilvl="2" w:tplc="87B01292">
+    <w:lvl w:ilvl="2" w:tplc="744E3134">
       <w:start w:val="1"/>
       <w:numFmt w:val="bullet"/>
       <w:lvlText w:val="■"/>
@@ -1216,7 +1326,7 @@
         <w:ind w:left="2160" w:hanging="360"/>
       </w:pPr>
     </w:lvl>
-    <w:lvl w:ilvl="3" w:tplc="BA4A5C44">
+    <w:lvl w:ilvl="3" w:tplc="220A32E6">
       <w:start w:val="1"/>
       <w:numFmt w:val="bullet"/>
       <w:lvlText w:val="●"/>
@@ -1225,7 +1335,7 @@
         <w:ind w:left="2880" w:hanging="360"/>
       </w:pPr>
     </w:lvl>
-    <w:lvl w:ilvl="4" w:tplc="2E249DAE">
+    <w:lvl w:ilvl="4" w:tplc="161ECFFA">
       <w:start w:val="1"/>
       <w:numFmt w:val="bullet"/>
       <w:lvlText w:val="○"/>
@@ -1234,7 +1344,7 @@
         <w:ind w:left="3600" w:hanging="360"/>
       </w:pPr>
     </w:lvl>
-    <w:lvl w:ilvl="5" w:tplc="BE241390">
+    <w:lvl w:ilvl="5" w:tplc="5CD8371E">
       <w:start w:val="1"/>
       <w:numFmt w:val="bullet"/>
       <w:lvlText w:val="■"/>
@@ -1243,7 +1353,7 @@
         <w:ind w:left="4320" w:hanging="360"/>
       </w:pPr>
     </w:lvl>
-    <w:lvl w:ilvl="6" w:tplc="E936440E">
+    <w:lvl w:ilvl="6" w:tplc="D41A8176">
       <w:start w:val="1"/>
       <w:numFmt w:val="bullet"/>
       <w:lvlText w:val="●"/>
@@ -1252,7 +1362,7 @@
         <w:ind w:left="5040" w:hanging="360"/>
       </w:pPr>
     </w:lvl>
-    <w:lvl w:ilvl="7" w:tplc="1E02893E">
+    <w:lvl w:ilvl="7" w:tplc="154451D0">
       <w:start w:val="1"/>
       <w:numFmt w:val="bullet"/>
       <w:lvlText w:val="●"/>
@@ -1261,7 +1371,7 @@
         <w:ind w:left="5760" w:hanging="360"/>
       </w:pPr>
     </w:lvl>
-    <w:lvl w:ilvl="8" w:tplc="825C83B4">
+    <w:lvl w:ilvl="8" w:tplc="FF723E0E">
       <w:start w:val="1"/>
       <w:numFmt w:val="bullet"/>
       <w:lvlText w:val="●"/>
@@ -1271,7 +1381,7 @@
       </w:pPr>
     </w:lvl>
   </w:abstractNum>
-  <w:num w:numId="1" w16cid:durableId="1124739450">
+  <w:num w:numId="1" w16cid:durableId="1246767660">
     <w:abstractNumId w:val="0"/>
     <w:lvlOverride w:ilvl="0">
       <w:startOverride w:val="1"/>

--- a/Sandra_Hernandez_Nolasco_CV_EN.docx
+++ b/Sandra_Hernandez_Nolasco_CV_EN.docx
@@ -46,101 +46,7 @@
           <w:sz w:val="23"/>
           <w:szCs w:val="23"/>
         </w:rPr>
-        <w:t>| Growth Marketing, Automation &amp; AI-Driven Storytelling</w:t>
-      </w:r>
-    </w:p>
-    <w:p>
-      <w:pPr>
-        <w:spacing w:after="160"/>
-      </w:pPr>
-      <w:r>
-        <w:rPr>
-          <w:rFonts w:ascii="Calibri" w:eastAsia="Calibri" w:hAnsi="Calibri" w:cs="Calibri"/>
-          <w:color w:val="555555"/>
-          <w:sz w:val="18"/>
-          <w:szCs w:val="18"/>
-        </w:rPr>
-        <w:t xml:space="preserve">Mexican, based in SCZ, </w:t>
-      </w:r>
-      <w:proofErr w:type="gramStart"/>
-      <w:r>
-        <w:rPr>
-          <w:rFonts w:ascii="Calibri" w:eastAsia="Calibri" w:hAnsi="Calibri" w:cs="Calibri"/>
-          <w:color w:val="555555"/>
-          <w:sz w:val="18"/>
-          <w:szCs w:val="18"/>
-        </w:rPr>
-        <w:t>Bo  |</w:t>
-      </w:r>
-      <w:proofErr w:type="gramEnd"/>
-      <w:r>
-        <w:rPr>
-          <w:rFonts w:ascii="Calibri" w:eastAsia="Calibri" w:hAnsi="Calibri" w:cs="Calibri"/>
-          <w:color w:val="555555"/>
-          <w:sz w:val="18"/>
-          <w:szCs w:val="18"/>
-        </w:rPr>
-        <w:t xml:space="preserve">  +591 </w:t>
-      </w:r>
-      <w:proofErr w:type="gramStart"/>
-      <w:r>
-        <w:rPr>
-          <w:rFonts w:ascii="Calibri" w:eastAsia="Calibri" w:hAnsi="Calibri" w:cs="Calibri"/>
-          <w:color w:val="555555"/>
-          <w:sz w:val="18"/>
-          <w:szCs w:val="18"/>
-        </w:rPr>
-        <w:t>77643717  |</w:t>
-      </w:r>
-      <w:proofErr w:type="gramEnd"/>
-      <w:r>
-        <w:rPr>
-          <w:rFonts w:ascii="Calibri" w:eastAsia="Calibri" w:hAnsi="Calibri" w:cs="Calibri"/>
-          <w:color w:val="555555"/>
-          <w:sz w:val="18"/>
-          <w:szCs w:val="18"/>
-        </w:rPr>
-        <w:t xml:space="preserve">  </w:t>
-      </w:r>
-      <w:proofErr w:type="gramStart"/>
-      <w:r>
-        <w:rPr>
-          <w:rFonts w:ascii="Calibri" w:eastAsia="Calibri" w:hAnsi="Calibri" w:cs="Calibri"/>
-          <w:color w:val="555555"/>
-          <w:sz w:val="18"/>
-          <w:szCs w:val="18"/>
-        </w:rPr>
-        <w:t>sandy.nolasco@hotmail.com  |</w:t>
-      </w:r>
-      <w:proofErr w:type="gramEnd"/>
-      <w:r>
-        <w:rPr>
-          <w:rFonts w:ascii="Calibri" w:eastAsia="Calibri" w:hAnsi="Calibri" w:cs="Calibri"/>
-          <w:color w:val="555555"/>
-          <w:sz w:val="18"/>
-          <w:szCs w:val="18"/>
-        </w:rPr>
-        <w:t xml:space="preserve">  linkedin.com/in/</w:t>
-      </w:r>
-      <w:proofErr w:type="gramStart"/>
-      <w:r>
-        <w:rPr>
-          <w:rFonts w:ascii="Calibri" w:eastAsia="Calibri" w:hAnsi="Calibri" w:cs="Calibri"/>
-          <w:color w:val="555555"/>
-          <w:sz w:val="18"/>
-          <w:szCs w:val="18"/>
-        </w:rPr>
-        <w:t>sandynolasco  |</w:t>
-      </w:r>
-      <w:proofErr w:type="gramEnd"/>
-      <w:r>
-        <w:rPr>
-          <w:rFonts w:ascii="Calibri" w:eastAsia="Calibri" w:hAnsi="Calibri" w:cs="Calibri"/>
-          <w:color w:val="555555"/>
-          <w:sz w:val="18"/>
-          <w:szCs w:val="18"/>
-        </w:rPr>
-        <w:t xml:space="preserve">  github.com/Sandynolasco</w:t>
+        <w:t xml:space="preserve">| Growth Marketing, Automation &amp; AI-Driven Storytelling</w:t>
       </w:r>
     </w:p>
     <w:p>
@@ -149,7 +55,39 @@
           <w:bottom w:val="single" w:sz="6" w:space="1" w:color="CCCCCC"/>
         </w:pBdr>
         <w:spacing w:after="160"/>
-      </w:pPr>
+        <w:rPr>
+          <w:rFonts w:ascii="Calibri" w:eastAsia="Calibri" w:hAnsi="Calibri" w:cs="Calibri"/>
+          <w:color w:val="555555"/>
+          <w:sz w:val="18"/>
+          <w:szCs w:val="18"/>
+        </w:rPr>
+      </w:pPr>
+      <w:r>
+        <w:rPr>
+          <w:rFonts w:ascii="Calibri" w:eastAsia="Calibri" w:hAnsi="Calibri" w:cs="Calibri"/>
+          <w:color w:val="555555"/>
+          <w:sz w:val="18"/>
+          <w:szCs w:val="18"/>
+        </w:rPr>
+        <w:t>+591 77643717 | sandy.nolasco@hotmail.com | linkedin.com/in/sandynolasco | github.com/Sandynolasco</w:t>
+      </w:r>
+    </w:p>
+    <w:p>
+      <w:pPr>
+        <w:pBdr>
+          <w:bottom w:val="single" w:sz="6" w:space="1" w:color="CCCCCC"/>
+        </w:pBdr>
+        <w:spacing w:after="160"/>
+      </w:pPr>
+      <w:r>
+        <w:rPr>
+          <w:rFonts w:ascii="Calibri" w:eastAsia="Calibri" w:hAnsi="Calibri" w:cs="Calibri"/>
+          <w:color w:val="555555"/>
+          <w:sz w:val="18"/>
+          <w:szCs w:val="18"/>
+        </w:rPr>
+        <w:t>Mexican, based in Bolivia — on-site/hybrid CDMX from Q4 2026 | Available remote now</w:t>
+      </w:r>
     </w:p>
     <w:p>
       <w:pPr>
@@ -343,7 +281,6 @@
         </w:tabs>
         <w:spacing w:before="180" w:after="20"/>
       </w:pPr>
-      <w:proofErr w:type="gramStart"/>
       <w:r>
         <w:rPr>
           <w:rFonts w:ascii="Calibri" w:eastAsia="Calibri" w:hAnsi="Calibri" w:cs="Calibri"/>
@@ -361,37 +298,7 @@
           <w:sz w:val="22"/>
           <w:szCs w:val="22"/>
         </w:rPr>
-        <w:t xml:space="preserve">  |</w:t>
-      </w:r>
-      <w:proofErr w:type="gramEnd"/>
-      <w:r>
-        <w:rPr>
-          <w:rFonts w:ascii="Calibri" w:eastAsia="Calibri" w:hAnsi="Calibri" w:cs="Calibri"/>
-          <w:color w:val="555555"/>
-          <w:sz w:val="22"/>
-          <w:szCs w:val="22"/>
-        </w:rPr>
-        <w:t xml:space="preserve">  Better Way </w:t>
-      </w:r>
-      <w:proofErr w:type="gramStart"/>
-      <w:r>
-        <w:rPr>
-          <w:rFonts w:ascii="Calibri" w:eastAsia="Calibri" w:hAnsi="Calibri" w:cs="Calibri"/>
-          <w:color w:val="555555"/>
-          <w:sz w:val="22"/>
-          <w:szCs w:val="22"/>
-        </w:rPr>
-        <w:t>Studio  |</w:t>
-      </w:r>
-      <w:proofErr w:type="gramEnd"/>
-      <w:r>
-        <w:rPr>
-          <w:rFonts w:ascii="Calibri" w:eastAsia="Calibri" w:hAnsi="Calibri" w:cs="Calibri"/>
-          <w:color w:val="555555"/>
-          <w:sz w:val="22"/>
-          <w:szCs w:val="22"/>
-        </w:rPr>
-        <w:t xml:space="preserve">  SCZ, Bo (Remote — USA, MX, CA clients)</w:t>
+        <w:t xml:space="preserve">  |  Better Way Studio  |  SCZ, Bo (Remote — USA, MX, CA clients)</w:t>
       </w:r>
       <w:r>
         <w:rPr>
@@ -509,18 +416,7 @@
           <w:sz w:val="22"/>
           <w:szCs w:val="22"/>
         </w:rPr>
-        <w:t xml:space="preserve">Project Manager – </w:t>
-      </w:r>
-      <w:proofErr w:type="gramStart"/>
-      <w:r>
-        <w:rPr>
-          <w:rFonts w:ascii="Calibri" w:eastAsia="Calibri" w:hAnsi="Calibri" w:cs="Calibri"/>
-          <w:b/>
-          <w:bCs/>
-          <w:sz w:val="22"/>
-          <w:szCs w:val="22"/>
-        </w:rPr>
-        <w:t>Programmer</w:t>
+        <w:t>Project Manager – Programmer</w:t>
       </w:r>
       <w:r>
         <w:rPr>
@@ -529,37 +425,7 @@
           <w:sz w:val="22"/>
           <w:szCs w:val="22"/>
         </w:rPr>
-        <w:t xml:space="preserve">  |</w:t>
-      </w:r>
-      <w:proofErr w:type="gramEnd"/>
-      <w:r>
-        <w:rPr>
-          <w:rFonts w:ascii="Calibri" w:eastAsia="Calibri" w:hAnsi="Calibri" w:cs="Calibri"/>
-          <w:color w:val="555555"/>
-          <w:sz w:val="22"/>
-          <w:szCs w:val="22"/>
-        </w:rPr>
-        <w:t xml:space="preserve">  </w:t>
-      </w:r>
-      <w:proofErr w:type="gramStart"/>
-      <w:r>
-        <w:rPr>
-          <w:rFonts w:ascii="Calibri" w:eastAsia="Calibri" w:hAnsi="Calibri" w:cs="Calibri"/>
-          <w:color w:val="555555"/>
-          <w:sz w:val="22"/>
-          <w:szCs w:val="22"/>
-        </w:rPr>
-        <w:t>PERCEPTIE  |</w:t>
-      </w:r>
-      <w:proofErr w:type="gramEnd"/>
-      <w:r>
-        <w:rPr>
-          <w:rFonts w:ascii="Calibri" w:eastAsia="Calibri" w:hAnsi="Calibri" w:cs="Calibri"/>
-          <w:color w:val="555555"/>
-          <w:sz w:val="22"/>
-          <w:szCs w:val="22"/>
-        </w:rPr>
-        <w:t xml:space="preserve">  Bolivia / EU (Remote)</w:t>
+        <w:t xml:space="preserve">  |  PERCEPTIE  |  Bolivia / EU (Remote)</w:t>
       </w:r>
       <w:r>
         <w:rPr>
@@ -641,18 +507,7 @@
           <w:sz w:val="22"/>
           <w:szCs w:val="22"/>
         </w:rPr>
-        <w:t xml:space="preserve">Reengineering </w:t>
-      </w:r>
-      <w:proofErr w:type="gramStart"/>
-      <w:r>
-        <w:rPr>
-          <w:rFonts w:ascii="Calibri" w:eastAsia="Calibri" w:hAnsi="Calibri" w:cs="Calibri"/>
-          <w:b/>
-          <w:bCs/>
-          <w:sz w:val="22"/>
-          <w:szCs w:val="22"/>
-        </w:rPr>
-        <w:t>Consultant</w:t>
+        <w:t>Reengineering Consultant</w:t>
       </w:r>
       <w:r>
         <w:rPr>
@@ -661,37 +516,7 @@
           <w:sz w:val="22"/>
           <w:szCs w:val="22"/>
         </w:rPr>
-        <w:t xml:space="preserve">  |</w:t>
-      </w:r>
-      <w:proofErr w:type="gramEnd"/>
-      <w:r>
-        <w:rPr>
-          <w:rFonts w:ascii="Calibri" w:eastAsia="Calibri" w:hAnsi="Calibri" w:cs="Calibri"/>
-          <w:color w:val="555555"/>
-          <w:sz w:val="22"/>
-          <w:szCs w:val="22"/>
-        </w:rPr>
-        <w:t xml:space="preserve">  KIEV </w:t>
-      </w:r>
-      <w:proofErr w:type="gramStart"/>
-      <w:r>
-        <w:rPr>
-          <w:rFonts w:ascii="Calibri" w:eastAsia="Calibri" w:hAnsi="Calibri" w:cs="Calibri"/>
-          <w:color w:val="555555"/>
-          <w:sz w:val="22"/>
-          <w:szCs w:val="22"/>
-        </w:rPr>
-        <w:t>SRL  |</w:t>
-      </w:r>
-      <w:proofErr w:type="gramEnd"/>
-      <w:r>
-        <w:rPr>
-          <w:rFonts w:ascii="Calibri" w:eastAsia="Calibri" w:hAnsi="Calibri" w:cs="Calibri"/>
-          <w:color w:val="555555"/>
-          <w:sz w:val="22"/>
-          <w:szCs w:val="22"/>
-        </w:rPr>
-        <w:t xml:space="preserve">  SCZ, Bo</w:t>
+        <w:t xml:space="preserve">  |  KIEV SRL  |  SCZ, Bo</w:t>
       </w:r>
       <w:r>
         <w:rPr>
@@ -755,18 +580,7 @@
           <w:sz w:val="22"/>
           <w:szCs w:val="22"/>
         </w:rPr>
-        <w:t xml:space="preserve">National IT </w:t>
-      </w:r>
-      <w:proofErr w:type="gramStart"/>
-      <w:r>
-        <w:rPr>
-          <w:rFonts w:ascii="Calibri" w:eastAsia="Calibri" w:hAnsi="Calibri" w:cs="Calibri"/>
-          <w:b/>
-          <w:bCs/>
-          <w:sz w:val="22"/>
-          <w:szCs w:val="22"/>
-        </w:rPr>
-        <w:t>Manager</w:t>
+        <w:t>National IT Manager</w:t>
       </w:r>
       <w:r>
         <w:rPr>
@@ -775,57 +589,7 @@
           <w:sz w:val="22"/>
           <w:szCs w:val="22"/>
         </w:rPr>
-        <w:t xml:space="preserve">  |</w:t>
-      </w:r>
-      <w:proofErr w:type="gramEnd"/>
-      <w:r>
-        <w:rPr>
-          <w:rFonts w:ascii="Calibri" w:eastAsia="Calibri" w:hAnsi="Calibri" w:cs="Calibri"/>
-          <w:color w:val="555555"/>
-          <w:sz w:val="22"/>
-          <w:szCs w:val="22"/>
-        </w:rPr>
-        <w:t xml:space="preserve">  Bahiti – </w:t>
-      </w:r>
-      <w:proofErr w:type="spellStart"/>
-      <w:r>
-        <w:rPr>
-          <w:rFonts w:ascii="Calibri" w:eastAsia="Calibri" w:hAnsi="Calibri" w:cs="Calibri"/>
-          <w:color w:val="555555"/>
-          <w:sz w:val="22"/>
-          <w:szCs w:val="22"/>
-        </w:rPr>
-        <w:t>Lotex</w:t>
-      </w:r>
-      <w:proofErr w:type="spellEnd"/>
-      <w:r>
-        <w:rPr>
-          <w:rFonts w:ascii="Calibri" w:eastAsia="Calibri" w:hAnsi="Calibri" w:cs="Calibri"/>
-          <w:color w:val="555555"/>
-          <w:sz w:val="22"/>
-          <w:szCs w:val="22"/>
-        </w:rPr>
-        <w:t xml:space="preserve"> (Gambling &amp; Slot Machine </w:t>
-      </w:r>
-      <w:proofErr w:type="gramStart"/>
-      <w:r>
-        <w:rPr>
-          <w:rFonts w:ascii="Calibri" w:eastAsia="Calibri" w:hAnsi="Calibri" w:cs="Calibri"/>
-          <w:color w:val="555555"/>
-          <w:sz w:val="22"/>
-          <w:szCs w:val="22"/>
-        </w:rPr>
-        <w:t>Operator)  |</w:t>
-      </w:r>
-      <w:proofErr w:type="gramEnd"/>
-      <w:r>
-        <w:rPr>
-          <w:rFonts w:ascii="Calibri" w:eastAsia="Calibri" w:hAnsi="Calibri" w:cs="Calibri"/>
-          <w:color w:val="555555"/>
-          <w:sz w:val="22"/>
-          <w:szCs w:val="22"/>
-        </w:rPr>
-        <w:t xml:space="preserve">  La Paz, Bolivia (National)</w:t>
+        <w:t xml:space="preserve">  |  Bahiti – Lotex (Gambling &amp; Slot Machine Operator)  |  La Paz, Bolivia (National)</w:t>
       </w:r>
       <w:r>
         <w:rPr>
@@ -846,14 +610,19 @@
           <w:numId w:val="1"/>
         </w:numPr>
         <w:spacing w:after="60"/>
-      </w:pPr>
-      <w:r>
-        <w:rPr>
-          <w:rFonts w:ascii="Calibri" w:eastAsia="Calibri" w:hAnsi="Calibri" w:cs="Calibri"/>
-          <w:sz w:val="21"/>
-          <w:szCs w:val="21"/>
-        </w:rPr>
-        <w:t>Led a nationwide team of 250 people (20 engineers and technicians), owning IT governance, security, and business continuity (ITIL, ISO).</w:t>
+        <w:rPr>
+          <w:rFonts w:asciiTheme="minorHAnsi" w:hAnsiTheme="minorHAnsi" w:cstheme="minorHAnsi"/>
+          <w:sz w:val="21"/>
+          <w:szCs w:val="21"/>
+        </w:rPr>
+      </w:pPr>
+      <w:r>
+        <w:rPr>
+          <w:rFonts w:asciiTheme="minorHAnsi" w:eastAsia="Calibri" w:hAnsiTheme="minorHAnsi" w:cstheme="minorHAnsi"/>
+          <w:sz w:val="21"/>
+          <w:szCs w:val="21"/>
+        </w:rPr>
+        <w:t>Led a nationwide team of 250 people (20 engineers and technicians), applying PMI project management principles to IT governance, security, and business continuity (ITIL, ISO).</w:t>
       </w:r>
     </w:p>
     <w:p>
@@ -864,13 +633,19 @@
           <w:numId w:val="1"/>
         </w:numPr>
         <w:spacing w:after="60"/>
-      </w:pPr>
-      <w:r>
-        <w:rPr>
-          <w:rFonts w:ascii="Calibri" w:eastAsia="Calibri" w:hAnsi="Calibri" w:cs="Calibri"/>
-          <w:sz w:val="21"/>
-          <w:szCs w:val="21"/>
-        </w:rPr>
+        <w:rPr>
+          <w:rFonts w:asciiTheme="minorHAnsi" w:hAnsiTheme="minorHAnsi" w:cstheme="minorHAnsi"/>
+          <w:sz w:val="21"/>
+          <w:szCs w:val="21"/>
+        </w:rPr>
+      </w:pPr>
+      <w:r>
+        <w:rPr>
+          <w:rFonts w:asciiTheme="minorHAnsi" w:eastAsia="Calibri" w:hAnsiTheme="minorHAnsi" w:cstheme="minorHAnsi"/>
+          <w:sz w:val="21"/>
+          <w:szCs w:val="21"/>
+        </w:rPr>
+        <w:lastRenderedPageBreak/>
         <w:t>Applied game theory to optimize slot machine profitability through strategic equipment repositioning and play-behavior analysis, generating $150,000+ USD in additional revenue, an unusual, highly quantifiable growth-optimization result.</w:t>
       </w:r>
     </w:p>
@@ -882,14 +657,18 @@
           <w:numId w:val="1"/>
         </w:numPr>
         <w:spacing w:after="60"/>
-      </w:pPr>
-      <w:r>
-        <w:rPr>
-          <w:rFonts w:ascii="Calibri" w:eastAsia="Calibri" w:hAnsi="Calibri" w:cs="Calibri"/>
-          <w:sz w:val="21"/>
-          <w:szCs w:val="21"/>
-        </w:rPr>
-        <w:lastRenderedPageBreak/>
+        <w:rPr>
+          <w:rFonts w:asciiTheme="minorHAnsi" w:hAnsiTheme="minorHAnsi" w:cstheme="minorHAnsi"/>
+          <w:sz w:val="21"/>
+          <w:szCs w:val="21"/>
+        </w:rPr>
+      </w:pPr>
+      <w:r>
+        <w:rPr>
+          <w:rFonts w:asciiTheme="minorHAnsi" w:eastAsia="Calibri" w:hAnsiTheme="minorHAnsi" w:cstheme="minorHAnsi"/>
+          <w:sz w:val="21"/>
+          <w:szCs w:val="21"/>
+        </w:rPr>
         <w:t>Accelerated the nationwide opening of 7 gaming halls (1,000+ connected slot machines across Russia, Colombia, and Bolivia) and directed a 300+ camera surveillance program.</w:t>
       </w:r>
     </w:p>
@@ -901,10 +680,15 @@
           <w:numId w:val="1"/>
         </w:numPr>
         <w:spacing w:after="60"/>
-      </w:pPr>
-      <w:r>
-        <w:rPr>
-          <w:rFonts w:ascii="Calibri" w:eastAsia="Calibri" w:hAnsi="Calibri" w:cs="Calibri"/>
+        <w:rPr>
+          <w:rFonts w:asciiTheme="minorHAnsi" w:hAnsiTheme="minorHAnsi" w:cstheme="minorHAnsi"/>
+          <w:sz w:val="21"/>
+          <w:szCs w:val="21"/>
+        </w:rPr>
+      </w:pPr>
+      <w:r>
+        <w:rPr>
+          <w:rFonts w:asciiTheme="minorHAnsi" w:eastAsia="Calibri" w:hAnsiTheme="minorHAnsi" w:cstheme="minorHAnsi"/>
           <w:sz w:val="21"/>
           <w:szCs w:val="21"/>
         </w:rPr>
@@ -926,18 +710,7 @@
           <w:sz w:val="22"/>
           <w:szCs w:val="22"/>
         </w:rPr>
-        <w:t xml:space="preserve">Earlier </w:t>
-      </w:r>
-      <w:proofErr w:type="gramStart"/>
-      <w:r>
-        <w:rPr>
-          <w:rFonts w:ascii="Calibri" w:eastAsia="Calibri" w:hAnsi="Calibri" w:cs="Calibri"/>
-          <w:b/>
-          <w:bCs/>
-          <w:sz w:val="22"/>
-          <w:szCs w:val="22"/>
-        </w:rPr>
-        <w:t>Roles</w:t>
+        <w:t>Earlier Roles</w:t>
       </w:r>
       <w:r>
         <w:rPr>
@@ -946,57 +719,7 @@
           <w:sz w:val="22"/>
           <w:szCs w:val="22"/>
         </w:rPr>
-        <w:t xml:space="preserve">  |</w:t>
-      </w:r>
-      <w:proofErr w:type="gramEnd"/>
-      <w:r>
-        <w:rPr>
-          <w:rFonts w:ascii="Calibri" w:eastAsia="Calibri" w:hAnsi="Calibri" w:cs="Calibri"/>
-          <w:color w:val="555555"/>
-          <w:sz w:val="22"/>
-          <w:szCs w:val="22"/>
-        </w:rPr>
-        <w:t xml:space="preserve">  GetYourBusiness, Microsoft/Cognos, Bahiti–</w:t>
-      </w:r>
-      <w:proofErr w:type="spellStart"/>
-      <w:r>
-        <w:rPr>
-          <w:rFonts w:ascii="Calibri" w:eastAsia="Calibri" w:hAnsi="Calibri" w:cs="Calibri"/>
-          <w:color w:val="555555"/>
-          <w:sz w:val="22"/>
-          <w:szCs w:val="22"/>
-        </w:rPr>
-        <w:t>Lotex</w:t>
-      </w:r>
-      <w:proofErr w:type="spellEnd"/>
-      <w:r>
-        <w:rPr>
-          <w:rFonts w:ascii="Calibri" w:eastAsia="Calibri" w:hAnsi="Calibri" w:cs="Calibri"/>
-          <w:color w:val="555555"/>
-          <w:sz w:val="22"/>
-          <w:szCs w:val="22"/>
-        </w:rPr>
-        <w:t xml:space="preserve"> (Service Engineer), and technical consulting in banking, pension funds, and </w:t>
-      </w:r>
-      <w:proofErr w:type="gramStart"/>
-      <w:r>
-        <w:rPr>
-          <w:rFonts w:ascii="Calibri" w:eastAsia="Calibri" w:hAnsi="Calibri" w:cs="Calibri"/>
-          <w:color w:val="555555"/>
-          <w:sz w:val="22"/>
-          <w:szCs w:val="22"/>
-        </w:rPr>
-        <w:t>energy  |</w:t>
-      </w:r>
-      <w:proofErr w:type="gramEnd"/>
-      <w:r>
-        <w:rPr>
-          <w:rFonts w:ascii="Calibri" w:eastAsia="Calibri" w:hAnsi="Calibri" w:cs="Calibri"/>
-          <w:color w:val="555555"/>
-          <w:sz w:val="22"/>
-          <w:szCs w:val="22"/>
-        </w:rPr>
-        <w:t xml:space="preserve">  Bolivia / Chile / Mexico</w:t>
+        <w:t xml:space="preserve">  |  GetYourBusiness, Microsoft/Cognos, Bahiti–Lotex (Service Engineer), and technical consulting in banking, pension funds, and energy  |  Bolivia / Chile / Mexico</w:t>
       </w:r>
       <w:r>
         <w:rPr>
@@ -1024,25 +747,7 @@
           <w:sz w:val="21"/>
           <w:szCs w:val="21"/>
         </w:rPr>
-        <w:t xml:space="preserve">15+ years spanning software development, ERP/CRM implementation, and systems consulting. Configured Microsoft CRM Online and JD Edwards, migrating databases to SQL Server for banking client Banco Itaú (Chile). Additional consulting for BBVA Bancomer, Afore </w:t>
-      </w:r>
-      <w:proofErr w:type="spellStart"/>
-      <w:r>
-        <w:rPr>
-          <w:rFonts w:ascii="Calibri" w:eastAsia="Calibri" w:hAnsi="Calibri" w:cs="Calibri"/>
-          <w:sz w:val="21"/>
-          <w:szCs w:val="21"/>
-        </w:rPr>
-        <w:t>Garante</w:t>
-      </w:r>
-      <w:proofErr w:type="spellEnd"/>
-      <w:r>
-        <w:rPr>
-          <w:rFonts w:ascii="Calibri" w:eastAsia="Calibri" w:hAnsi="Calibri" w:cs="Calibri"/>
-          <w:sz w:val="21"/>
-          <w:szCs w:val="21"/>
-        </w:rPr>
-        <w:t>, and Kinder Morgan. Full detail available upon request.</w:t>
+        <w:t>15+ years spanning software development, ERP/CRM implementation, and systems consulting. Configured Microsoft CRM Online and JD Edwards, migrating databases to SQL Server for banking client Banco Itaú (Chile). Embedded on-site at BBVA Bancomer (via Destra Consultores, transitioning to direct engagement for the final 3 months) and Afore Garante (via Manpower). Additional consulting for Kinder Morgan. Full detail available upon request.</w:t>
       </w:r>
     </w:p>
     <w:p>
@@ -1072,50 +777,19 @@
           <w:numId w:val="1"/>
         </w:numPr>
         <w:spacing w:after="60"/>
-      </w:pPr>
-      <w:r>
-        <w:rPr>
-          <w:rFonts w:ascii="Calibri" w:eastAsia="Calibri" w:hAnsi="Calibri" w:cs="Calibri"/>
-          <w:sz w:val="21"/>
-          <w:szCs w:val="21"/>
-        </w:rPr>
-        <w:t xml:space="preserve">Bachelor's Degree in Computer Science (Lic. </w:t>
-      </w:r>
-      <w:proofErr w:type="spellStart"/>
-      <w:r>
-        <w:rPr>
-          <w:rFonts w:ascii="Calibri" w:eastAsia="Calibri" w:hAnsi="Calibri" w:cs="Calibri"/>
-          <w:sz w:val="21"/>
-          <w:szCs w:val="21"/>
-        </w:rPr>
-        <w:t>en</w:t>
-      </w:r>
-      <w:proofErr w:type="spellEnd"/>
-      <w:r>
-        <w:rPr>
-          <w:rFonts w:ascii="Calibri" w:eastAsia="Calibri" w:hAnsi="Calibri" w:cs="Calibri"/>
-          <w:sz w:val="21"/>
-          <w:szCs w:val="21"/>
-        </w:rPr>
-        <w:t xml:space="preserve"> </w:t>
-      </w:r>
-      <w:proofErr w:type="spellStart"/>
-      <w:r>
-        <w:rPr>
-          <w:rFonts w:ascii="Calibri" w:eastAsia="Calibri" w:hAnsi="Calibri" w:cs="Calibri"/>
-          <w:sz w:val="21"/>
-          <w:szCs w:val="21"/>
-        </w:rPr>
-        <w:t>Informática</w:t>
-      </w:r>
-      <w:proofErr w:type="spellEnd"/>
-      <w:r>
-        <w:rPr>
-          <w:rFonts w:ascii="Calibri" w:eastAsia="Calibri" w:hAnsi="Calibri" w:cs="Calibri"/>
-          <w:sz w:val="21"/>
-          <w:szCs w:val="21"/>
-        </w:rPr>
-        <w:t>), UPIICSA, Instituto Politécnico Nacional, Mexico City (1997)</w:t>
+        <w:rPr>
+          <w:rFonts w:asciiTheme="minorHAnsi" w:hAnsiTheme="minorHAnsi" w:cstheme="minorHAnsi"/>
+          <w:sz w:val="21"/>
+          <w:szCs w:val="21"/>
+        </w:rPr>
+      </w:pPr>
+      <w:r>
+        <w:rPr>
+          <w:rFonts w:asciiTheme="minorHAnsi" w:eastAsia="Calibri" w:hAnsiTheme="minorHAnsi" w:cstheme="minorHAnsi"/>
+          <w:sz w:val="21"/>
+          <w:szCs w:val="21"/>
+        </w:rPr>
+        <w:t>Bachelor's Degree in Computer Science (Lic. en Informática), UPIICSA, Instituto Politécnico Nacional, Mexico City (1997)</w:t>
       </w:r>
     </w:p>
     <w:p>
@@ -1126,10 +800,15 @@
           <w:numId w:val="1"/>
         </w:numPr>
         <w:spacing w:after="60"/>
-      </w:pPr>
-      <w:r>
-        <w:rPr>
-          <w:rFonts w:ascii="Calibri" w:eastAsia="Calibri" w:hAnsi="Calibri" w:cs="Calibri"/>
+        <w:rPr>
+          <w:rFonts w:asciiTheme="minorHAnsi" w:hAnsiTheme="minorHAnsi" w:cstheme="minorHAnsi"/>
+          <w:sz w:val="21"/>
+          <w:szCs w:val="21"/>
+        </w:rPr>
+      </w:pPr>
+      <w:r>
+        <w:rPr>
+          <w:rFonts w:asciiTheme="minorHAnsi" w:eastAsia="Calibri" w:hAnsiTheme="minorHAnsi" w:cstheme="minorHAnsi"/>
           <w:sz w:val="21"/>
           <w:szCs w:val="21"/>
         </w:rPr>
@@ -1144,96 +823,19 @@
           <w:numId w:val="1"/>
         </w:numPr>
         <w:spacing w:after="60"/>
-      </w:pPr>
-      <w:proofErr w:type="spellStart"/>
-      <w:r>
-        <w:rPr>
-          <w:rFonts w:ascii="Calibri" w:eastAsia="Calibri" w:hAnsi="Calibri" w:cs="Calibri"/>
-          <w:sz w:val="21"/>
-          <w:szCs w:val="21"/>
-        </w:rPr>
-        <w:t>CertiProf</w:t>
-      </w:r>
-      <w:proofErr w:type="spellEnd"/>
-      <w:r>
-        <w:rPr>
-          <w:rFonts w:ascii="Calibri" w:eastAsia="Calibri" w:hAnsi="Calibri" w:cs="Calibri"/>
-          <w:sz w:val="21"/>
-          <w:szCs w:val="21"/>
-        </w:rPr>
-        <w:t xml:space="preserve"> Scrum Foundation (SFPC), </w:t>
-      </w:r>
-      <w:proofErr w:type="gramStart"/>
-      <w:r>
-        <w:rPr>
-          <w:rFonts w:ascii="Calibri" w:eastAsia="Calibri" w:hAnsi="Calibri" w:cs="Calibri"/>
-          <w:sz w:val="21"/>
-          <w:szCs w:val="21"/>
-        </w:rPr>
-        <w:t>2022  |</w:t>
-      </w:r>
-      <w:proofErr w:type="gramEnd"/>
-      <w:r>
-        <w:rPr>
-          <w:rFonts w:ascii="Calibri" w:eastAsia="Calibri" w:hAnsi="Calibri" w:cs="Calibri"/>
-          <w:sz w:val="21"/>
-          <w:szCs w:val="21"/>
-        </w:rPr>
-        <w:t xml:space="preserve">  </w:t>
-      </w:r>
-      <w:proofErr w:type="spellStart"/>
-      <w:r>
-        <w:rPr>
-          <w:rFonts w:ascii="Calibri" w:eastAsia="Calibri" w:hAnsi="Calibri" w:cs="Calibri"/>
-          <w:sz w:val="21"/>
-          <w:szCs w:val="21"/>
-        </w:rPr>
-        <w:t>Platzi</w:t>
-      </w:r>
-      <w:proofErr w:type="spellEnd"/>
-      <w:r>
-        <w:rPr>
-          <w:rFonts w:ascii="Calibri" w:eastAsia="Calibri" w:hAnsi="Calibri" w:cs="Calibri"/>
-          <w:sz w:val="21"/>
-          <w:szCs w:val="21"/>
-        </w:rPr>
-        <w:t xml:space="preserve"> UI Design, </w:t>
-      </w:r>
-      <w:proofErr w:type="gramStart"/>
-      <w:r>
-        <w:rPr>
-          <w:rFonts w:ascii="Calibri" w:eastAsia="Calibri" w:hAnsi="Calibri" w:cs="Calibri"/>
-          <w:sz w:val="21"/>
-          <w:szCs w:val="21"/>
-        </w:rPr>
-        <w:t>2021  |</w:t>
-      </w:r>
-      <w:proofErr w:type="gramEnd"/>
-      <w:r>
-        <w:rPr>
-          <w:rFonts w:ascii="Calibri" w:eastAsia="Calibri" w:hAnsi="Calibri" w:cs="Calibri"/>
-          <w:sz w:val="21"/>
-          <w:szCs w:val="21"/>
-        </w:rPr>
-        <w:t xml:space="preserve">  PMI Project Management coursework, </w:t>
-      </w:r>
-      <w:proofErr w:type="gramStart"/>
-      <w:r>
-        <w:rPr>
-          <w:rFonts w:ascii="Calibri" w:eastAsia="Calibri" w:hAnsi="Calibri" w:cs="Calibri"/>
-          <w:sz w:val="21"/>
-          <w:szCs w:val="21"/>
-        </w:rPr>
-        <w:t>2020  |</w:t>
-      </w:r>
-      <w:proofErr w:type="gramEnd"/>
-      <w:r>
-        <w:rPr>
-          <w:rFonts w:ascii="Calibri" w:eastAsia="Calibri" w:hAnsi="Calibri" w:cs="Calibri"/>
-          <w:sz w:val="21"/>
-          <w:szCs w:val="21"/>
-        </w:rPr>
-        <w:t xml:space="preserve">  Microsoft 365: Managing Identities and Requirements (70-346), 2016</w:t>
+        <w:rPr>
+          <w:rFonts w:asciiTheme="minorHAnsi" w:hAnsiTheme="minorHAnsi" w:cstheme="minorHAnsi"/>
+          <w:sz w:val="21"/>
+          <w:szCs w:val="21"/>
+        </w:rPr>
+      </w:pPr>
+      <w:r>
+        <w:rPr>
+          <w:rFonts w:asciiTheme="minorHAnsi" w:eastAsia="Calibri" w:hAnsiTheme="minorHAnsi" w:cstheme="minorHAnsi"/>
+          <w:sz w:val="21"/>
+          <w:szCs w:val="21"/>
+        </w:rPr>
+        <w:t>CertiProf Scrum Foundation (SFPC), 2022  |  Platzi UI Design, 2021  |  PMI Project Management — coursework completed, exam pending, 2020  |  Microsoft 365: Managing Identities and Requirements (70-346), 2016</w:t>
       </w:r>
     </w:p>
     <w:p>
@@ -1262,25 +864,7 @@
           <w:sz w:val="21"/>
           <w:szCs w:val="21"/>
         </w:rPr>
-        <w:t>Spanish (</w:t>
-      </w:r>
-      <w:proofErr w:type="gramStart"/>
-      <w:r>
-        <w:rPr>
-          <w:rFonts w:ascii="Calibri" w:eastAsia="Calibri" w:hAnsi="Calibri" w:cs="Calibri"/>
-          <w:sz w:val="21"/>
-          <w:szCs w:val="21"/>
-        </w:rPr>
-        <w:t>native)  |</w:t>
-      </w:r>
-      <w:proofErr w:type="gramEnd"/>
-      <w:r>
-        <w:rPr>
-          <w:rFonts w:ascii="Calibri" w:eastAsia="Calibri" w:hAnsi="Calibri" w:cs="Calibri"/>
-          <w:sz w:val="21"/>
-          <w:szCs w:val="21"/>
-        </w:rPr>
-        <w:t xml:space="preserve">  English (professional working proficiency)</w:t>
+        <w:t>Spanish (native)  |  English (professional working proficiency)</w:t>
       </w:r>
     </w:p>
     <w:sectPr>
@@ -1870,7 +1454,6 @@
   <w:style w:type="character" w:default="1" w:styleId="DefaultParagraphFont">
     <w:name w:val="Default Paragraph Font"/>
     <w:uiPriority w:val="1"/>
-    <w:semiHidden/>
     <w:unhideWhenUsed/>
   </w:style>
   <w:style w:type="table" w:default="1" w:styleId="TableNormal">

--- a/Sandra_Hernandez_Nolasco_CV_EN.docx
+++ b/Sandra_Hernandez_Nolasco_CV_EN.docx
@@ -37,7 +37,7 @@
           <w:sz w:val="24"/>
           <w:szCs w:val="24"/>
         </w:rPr>
-        <w:t xml:space="preserve"> </w:t>
+        <w:t xml:space="preserve"> | </w:t>
       </w:r>
       <w:r>
         <w:rPr>
@@ -46,7 +46,51 @@
           <w:sz w:val="23"/>
           <w:szCs w:val="23"/>
         </w:rPr>
-        <w:t xml:space="preserve">| Growth Marketing, Automation &amp; AI-Driven Storytelling</w:t>
+        <w:t>AI Search • SEO • Paid Media • Marketing Automation • Conversion Optimization</w:t>
+      </w:r>
+    </w:p>
+    <w:p>
+      <w:pPr>
+        <w:spacing w:after="40"/>
+      </w:pPr>
+      <w:r>
+        <w:rPr>
+          <w:rFonts w:ascii="Calibri" w:eastAsia="Calibri" w:hAnsi="Calibri" w:cs="Calibri"/>
+          <w:b/>
+          <w:bCs/>
+          <w:sz w:val="21"/>
+          <w:szCs w:val="21"/>
+        </w:rPr>
+        <w:t>Core Expertise</w:t>
+      </w:r>
+      <w:r>
+        <w:rPr>
+          <w:rFonts w:ascii="Calibri" w:eastAsia="Calibri" w:hAnsi="Calibri" w:cs="Calibri"/>
+          <w:sz w:val="21"/>
+          <w:szCs w:val="21"/>
+        </w:rPr>
+      </w:r>
+    </w:p>
+    <w:p>
+      <w:pPr>
+        <w:spacing w:after="40"/>
+      </w:pPr>
+      <w:r>
+        <w:rPr>
+          <w:rFonts w:ascii="Calibri" w:eastAsia="Calibri" w:hAnsi="Calibri" w:cs="Calibri"/>
+          <w:b/>
+          <w:bCs/>
+          <w:sz w:val="21"/>
+          <w:szCs w:val="21"/>
+        </w:rPr>
+      </w:r>
+      <w:r>
+        <w:rPr>
+          <w:rFonts w:ascii="Calibri" w:eastAsia="Calibri" w:hAnsi="Calibri" w:cs="Calibri"/>
+          <w:sz w:val="21"/>
+          <w:szCs w:val="21"/>
+        </w:rPr>
+        <w:t>AI Workflows • Lead Generation • Data Analytics • Research &amp; Insights • Growth Strategy</w:t>
       </w:r>
     </w:p>
     <w:p>
@@ -118,7 +162,7 @@
           <w:sz w:val="21"/>
           <w:szCs w:val="21"/>
         </w:rPr>
-        <w:t>Growth Systems Strategist with 15+ years of experience across technology, digital transformation, and business optimization. Over the last four years I have specialized in building measurable growth systems that connect marketing, automation, AI, analytics, and storytelling to help brands scale efficiently. I combine hands-on execution (social, email, content, funnels) with a systems mindset from a background in software development, business intelligence, and performance marketing, allowing me to move fast on creative experiments while keeping an eye on what the data says. I'm a strong writer with a genuine test-and-learn approach: launch, measure, cut what doesn't work, double down on what does.</w:t>
+        <w:t>Growth Systems Strategist with 15+ years of experience across technology, digital transformation, marketing, and business optimization. Over the last four years, I have specialized in building measurable growth systems that connect AI, automation, analytics, SEO, paid media, and customer journey optimization to generate qualified leads and improve conversions. With a background in software development, business intelligence, and performance marketing, I combine technical expertise with hands-on execution across digital campaigns, funnels, content, email marketing, and marketing automation. I use a data-driven, test-and-learn approach to identify opportunities, optimize performance, and build scalable solutions that help businesses make smarter growth decisions.</w:t>
       </w:r>
     </w:p>
     <w:p>
@@ -253,6 +297,29 @@
           <w:szCs w:val="21"/>
         </w:rPr>
         <w:t>GA4, Power BI, SQL Server, data-driven reporting and case-study development</w:t>
+      </w:r>
+    </w:p>
+    <w:p>
+      <w:pPr>
+        <w:spacing w:after="40"/>
+      </w:pPr>
+      <w:r>
+        <w:rPr>
+          <w:rFonts w:ascii="Calibri" w:eastAsia="Calibri" w:hAnsi="Calibri" w:cs="Calibri"/>
+          <w:b/>
+          <w:bCs/>
+          <w:sz w:val="21"/>
+          <w:szCs w:val="21"/>
+        </w:rPr>
+        <w:t xml:space="preserve">Enterprise Technology &amp; Data: </w:t>
+      </w:r>
+      <w:r>
+        <w:rPr>
+          <w:rFonts w:ascii="Calibri" w:eastAsia="Calibri" w:hAnsi="Calibri" w:cs="Calibri"/>
+          <w:sz w:val="21"/>
+          <w:szCs w:val="21"/>
+        </w:rPr>
+        <w:t>COBOL, IBM DB2, database management, data analytics, reporting and insights</w:t>
       </w:r>
     </w:p>
     <w:p>
@@ -747,7 +814,43 @@
           <w:sz w:val="21"/>
           <w:szCs w:val="21"/>
         </w:rPr>
-        <w:t>15+ years spanning software development, ERP/CRM implementation, and systems consulting. Configured Microsoft CRM Online and JD Edwards, migrating databases to SQL Server for banking client Banco Itaú (Chile). Embedded on-site at BBVA Bancomer (via Destra Consultores, transitioning to direct engagement for the final 3 months) and Afore Garante (via Manpower). Additional consulting for Kinder Morgan. Full detail available upon request.</w:t>
+        <w:t>15+ years spanning software development, ERP/CRM implementation, and systems consulting. Configured Microsoft CRM Online and JD Edwards, migrating databases to SQL Server for banking client Banco Itaú (Chile). Embedded on-site at BBVA Bancomer (via Destra Consultores, transitioning to direct engagement for the final 3 months) and Afore Garante (via Manpower).</w:t>
+      </w:r>
+    </w:p>
+    <w:p>
+      <w:pPr>
+        <w:pStyle w:val="ListParagraph"/>
+        <w:numPr>
+          <w:ilvl w:val="0"/>
+          <w:numId w:val="1"/>
+        </w:numPr>
+        <w:spacing w:after="60"/>
+      </w:pPr>
+      <w:r>
+        <w:rPr>
+          <w:rFonts w:ascii="Calibri" w:eastAsia="Calibri" w:hAnsi="Calibri" w:cs="Calibri"/>
+          <w:sz w:val="21"/>
+          <w:szCs w:val="21"/>
+        </w:rPr>
+        <w:t>Validated large regulatory datasets for pension system reporting, where errors carried penalties of up to $350 USD per row — ensuring data accuracy for government compliance.</w:t>
+      </w:r>
+    </w:p>
+    <w:p>
+      <w:pPr>
+        <w:pStyle w:val="ListParagraph"/>
+        <w:numPr>
+          <w:ilvl w:val="0"/>
+          <w:numId w:val="1"/>
+        </w:numPr>
+        <w:spacing w:after="60"/>
+      </w:pPr>
+      <w:r>
+        <w:rPr>
+          <w:rFonts w:ascii="Calibri" w:eastAsia="Calibri" w:hAnsi="Calibri" w:cs="Calibri"/>
+          <w:sz w:val="21"/>
+          <w:szCs w:val="21"/>
+        </w:rPr>
+        <w:t>Additional consulting for Kinder Morgan. Full detail available upon request.</w:t>
       </w:r>
     </w:p>
     <w:p>
